--- a/public/SKEAP Application Form (2).docx
+++ b/public/SKEAP Application Form (2).docx
@@ -79,12 +79,12 @@
                                 <w:sz w:val="24"/>
                                 <w:szCs w:val="24"/>
                               </w:rPr>
-                              <w:t>{%profilePhoto}</w:t>
+                              <w:t>{%profileImage}</w:t>
                             </w:r>
                           </w:p>
                         </w:txbxContent>
                       </wps:txbx>
-                      <wps:bodyPr rot="0" spcFirstLastPara="0" vertOverflow="overflow" horzOverflow="overflow" vert="horz" wrap="square" lIns="91440" tIns="45720" rIns="91440" bIns="45720" numCol="1" spcCol="0" rtlCol="0" fromWordArt="0" anchor="ctr" anchorCtr="0" forceAA="0" compatLnSpc="1">
+                      <wps:bodyPr rot="0" spcFirstLastPara="0" vertOverflow="overflow" horzOverflow="overflow" vert="horz" wrap="square" lIns="0" tIns="0" rIns="0" bIns="0" numCol="1" spcCol="0" rtlCol="0" fromWordArt="0" anchor="ctr" anchorCtr="0" forceAA="0" compatLnSpc="1">
                         <a:noAutofit/>
                       </wps:bodyPr>
                     </wps:wsp>
@@ -112,7 +112,7 @@
                           <w:sz w:val="24"/>
                           <w:szCs w:val="24"/>
                         </w:rPr>
-                        <w:t>{%profilePhoto}</w:t>
+                        <w:t>{%profileImage}</w:t>
                       </w:r>
                     </w:p>
                   </w:txbxContent>
@@ -427,7 +427,7 @@
               <w:rPr>
                 <w:rFonts w:ascii="Bookman Old Style" w:hAnsi="Bookman Old Style"/>
               </w:rPr>
-              <w:t xml:space="preserve">Registered Voter:    _____ Yes     _____ No    </w:t>
+              <w:t xml:space="preserve">Registered Voter:    {voterYes}     {voterNo}    </w:t>
             </w:r>
           </w:p>
           <w:p>
@@ -536,7 +536,7 @@
                 <w:szCs w:val="24"/>
                 <w:lang w:val="en-US"/>
               </w:rPr>
-              <w:t xml:space="preserve">  </w:t>
+              <w:tab/>
             </w:r>
             <w:r>
               <w:rPr>
@@ -566,7 +566,7 @@
                 <w:rFonts w:hint="default" w:ascii="Bookman Old Style" w:hAnsi="Bookman Old Style"/>
                 <w:lang w:val="en-US"/>
               </w:rPr>
-              <w:t xml:space="preserve"> </w:t>
+              <w:tab/>
             </w:r>
             <w:r>
               <w:rPr>

--- a/public/SKEAP Application Form (2).docx
+++ b/public/SKEAP Application Form (2).docx
@@ -1,6 +1,6 @@
 
 <file path=word/document.xml><?xml version="1.0" encoding="utf-8"?>
-<w:document xmlns:wpc="http://schemas.microsoft.com/office/word/2010/wordprocessingCanvas" xmlns:mc="http://schemas.openxmlformats.org/markup-compatibility/2006" xmlns:o="urn:schemas-microsoft-com:office:office" xmlns:r="http://schemas.openxmlformats.org/officeDocument/2006/relationships" xmlns:m="http://schemas.openxmlformats.org/officeDocument/2006/math" xmlns:v="urn:schemas-microsoft-com:vml" xmlns:wp14="http://schemas.microsoft.com/office/word/2010/wordprocessingDrawing" xmlns:wp="http://schemas.openxmlformats.org/drawingml/2006/wordprocessingDrawing" xmlns:w="http://schemas.openxmlformats.org/wordprocessingml/2006/main" xmlns:w14="http://schemas.microsoft.com/office/word/2010/wordml" xmlns:w10="urn:schemas-microsoft-com:office:word" xmlns:w15="http://schemas.microsoft.com/office/word/2012/wordml" xmlns:wpg="http://schemas.microsoft.com/office/word/2010/wordprocessingGroup" xmlns:wpi="http://schemas.microsoft.com/office/word/2010/wordprocessingInk" xmlns:wne="http://schemas.microsoft.com/office/word/2006/wordml" xmlns:wps="http://schemas.microsoft.com/office/word/2010/wordprocessingShape" xmlns:wpsCustomData="http://www.wps.cn/officeDocument/2013/wpsCustomData" mc:Ignorable="w14 w15 wp14">
+<w:document xmlns:wpc="http://schemas.microsoft.com/office/word/2010/wordprocessingCanvas" xmlns:cx="http://schemas.microsoft.com/office/drawing/2014/chartex" xmlns:cx1="http://schemas.microsoft.com/office/drawing/2015/9/8/chartex" xmlns:cx2="http://schemas.microsoft.com/office/drawing/2015/10/21/chartex" xmlns:cx3="http://schemas.microsoft.com/office/drawing/2016/5/9/chartex" xmlns:cx4="http://schemas.microsoft.com/office/drawing/2016/5/10/chartex" xmlns:cx5="http://schemas.microsoft.com/office/drawing/2016/5/11/chartex" xmlns:cx6="http://schemas.microsoft.com/office/drawing/2016/5/12/chartex" xmlns:cx7="http://schemas.microsoft.com/office/drawing/2016/5/13/chartex" xmlns:cx8="http://schemas.microsoft.com/office/drawing/2016/5/14/chartex" xmlns:mc="http://schemas.openxmlformats.org/markup-compatibility/2006" xmlns:o="urn:schemas-microsoft-com:office:office" xmlns:r="http://schemas.openxmlformats.org/officeDocument/2006/relationships" xmlns:m="http://schemas.openxmlformats.org/officeDocument/2006/math" xmlns:v="urn:schemas-microsoft-com:vml" xmlns:wp14="http://schemas.microsoft.com/office/word/2010/wordprocessingDrawing" xmlns:wp="http://schemas.openxmlformats.org/drawingml/2006/wordprocessingDrawing" xmlns:w="http://schemas.openxmlformats.org/wordprocessingml/2006/main" xmlns:w14="http://schemas.microsoft.com/office/word/2010/wordml" xmlns:w10="urn:schemas-microsoft-com:office:word" xmlns:w15="http://schemas.microsoft.com/office/word/2012/wordml" xmlns:wpg="http://schemas.microsoft.com/office/word/2010/wordprocessingGroup" xmlns:wpi="http://schemas.microsoft.com/office/word/2010/wordprocessingInk" xmlns:wne="http://schemas.microsoft.com/office/word/2006/wordml" xmlns:wps="http://schemas.microsoft.com/office/word/2010/wordprocessingShape" xmlns:wpsCustomData="http://www.wps.cn/officeDocument/2013/wpsCustomData" mc:Ignorable="w14 w15 wp14">
   <w:body>
     <w:p>
       <w:pPr>
@@ -95,12 +95,12 @@
           </mc:Choice>
           <mc:Fallback>
             <w:pict>
-              <v:rect id="_x0000_s1026" o:spid="_x0000_s1026" o:spt="1" style="position:absolute;left:0pt;margin-left:372pt;margin-top:3.9pt;height:144pt;width:144pt;z-index:-251657216;v-text-anchor:middle;mso-width-relative:page;mso-height-relative:page;" fillcolor="#FFFFFF [3201]" filled="t" stroked="t" coordsize="21600,21600" o:gfxdata="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">
+              <v:rect id="_x0000_s1026" o:spid="_x0000_s1026" o:spt="1" style="position:absolute;left:0pt;margin-left:372pt;margin-top:3.9pt;height:144pt;width:144pt;z-index:-251657216;v-text-anchor:middle;mso-width-relative:page;mso-height-relative:page;" fillcolor="#FFFFFF [3201]" filled="t" stroked="t" coordsize="21600,21600" o:gfxdata="UEsDBAoAAAAAAIdO4kAAAAAAAAAAAAAAAAAEAAAAZHJzL1BLAwQUAAAACACHTuJApevPiNkAAAAK AQAADwAAAGRycy9kb3ducmV2LnhtbE2PzU7DMBCE70i8g7VI3KidUGgJcapSiUMPIBGqnp14cSLi dRS7P7w92xPcdndGs9+Uq7MfxBGn2AfSkM0UCKQ22J6cht3n690SREyGrBkCoYYfjLCqrq9KU9hw og881skJDqFYGA1dSmMhZWw79CbOwojE2leYvEm8Tk7ayZw43A8yV+pRetMTf+jMiJsO2+/64DW0 O1e/rddN/uL8PrOb9zHrt1utb28y9Qwi4Tn9meGCz+hQMVMTDmSjGDQs5nPuknjgBhdd3ed8aDTk Tw9LkFUp/1eofgFQSwMEFAAAAAgAh07iQPSEWTFbAgAA8wQAAA4AAABkcnMvZTJvRG9jLnhtbK1U TW/bMAy9D9h/EHRfneSwBUGdImiQYUCxFeuGnRVZtgXoa5QSp/v1e5Kdfq2HHqaDTErkI/lE+vLq ZA07Korau5rPL2acKSd9o11X858/dh+WnMUkXCOMd6rm9yryq/X7d5dDWKmF771pFDGAuLgaQs37 lMKqqqLslRXxwgflcNl6siJBpa5qSAxAt6ZazGYfq8FTE8hLFSNOt+MlnxDpLYC+bbVUWy8PVrk0 opIyIqGk2OsQ+bpk27ZKpm9tG1VipuaoNJUdQSDv816tL8WqIxF6LacUxFtSeFGTFdoh6APUViTB DqT/gbJako++TRfS22ospDCCKuazF9zc9SKoUguojuGB9Pj/YOXX4y0x3aATOHPC4sG/gzThOqPY PNMzhLiC1V24pUmLEHOtp5Zs/qIKdiqU3j9Qqk6JSRzOl4vlcga2Je7OCnCqR/dAMX1W3rIs1JwQ vlApjjcxjaZnkxwteqObnTamKNTtrw2xo8D77srKOQP9mZlxbED4xaeSiUDXtugWJGUDKo+u40yY DuMgE5XYz7zj0yCzsl4LkpPcitiPyRSEbCZWVidMjNG25qACa/I2DplmekdCs5RO+xN8srj3zT2e hvzYszHInUaEGxHTrSA0KUjFGKdv2FrjUZ+fJM56T39eO8/26B3ccjag6VH774MgxZn54tBVeULO Ap2F/VlwB3vtwTM6BdkUEQ6UzFlsydtfmO5NjoIr4SRijaxOynUahw//B6k2m2KGSQgi3bi7IDN4 psz5zSH5Vpf3f2Rj4guzUN54mts8bE/1YvX4r1r/BVBLAwQKAAAAAACHTuJAAAAAAAAAAAAAAAAA BgAAAF9yZWxzL1BLAwQUAAAACACHTuJAihRmPNEAAACUAQAACwAAAF9yZWxzLy5yZWxzpZDBasMw DIbvg72D0X1xmsMYo04vo9Br6R7A2IpjGltGMtn69vMOg2X0tqN+oe8T//7wmRa1IkukbGDX9aAw O/IxBwPvl+PTCyipNnu7UEYDNxQ4jI8P+zMutrYjmWMR1ShZDMy1lletxc2YrHRUMLfNRJxsbSMH Xay72oB66Ptnzb8ZMG6Y6uQN8MkPoC630sx/2Ck6JqGpdo6SpmmK7h5VB7Zlju7INuEbuUazHLAa 8CwaB2pZ134EfV+/+6fe00c+47rVfoeM649Xb7ocvwBQSwMEFAAAAAgAh07iQH7m5SD3AAAA4QEA ABMAAABbQ29udGVudF9UeXBlc10ueG1slZFBTsMwEEX3SNzB8hYlTrtACCXpgrRLQKgcYGRPEotk bHlMaG+Pk7YbRJFY2jP/vye73BzGQUwY2Dqq5CovpEDSzljqKvm+32UPUnAEMjA4wkoekeWmvr0p 90ePLFKauJJ9jP5RKdY9jsC580hp0rowQkzH0CkP+gM6VOuiuFfaUUSKWZw7ZF022MLnEMX2kK5P JgEHluLptDizKgneD1ZDTKZqIvODkp0JeUouO9xbz3dJQ6pfCfPkOuCce0lPE6xB8QohPsOYNJQJ rIz7ooBT/nfJbDly5trWasybwE2KveF0sbrWjmvXOP3f8u2SunSr5YPqb1BLAQIUABQAAAAIAIdO 4kB+5uUg9wAAAOEBAAATAAAAAAAAAAEAIAAAAM0EAABbQ29udGVudF9UeXBlc10ueG1sUEsBAhQA CgAAAAAAh07iQAAAAAAAAAAAAAAAAAYAAAAAAAAAAAAQAAAArwMAAF9yZWxzL1BLAQIUABQAAAAI AIdO4kCKFGY80QAAAJQBAAALAAAAAAAAAAEAIAAAANMDAABfcmVscy8ucmVsc1BLAQIUAAoAAAAA AIdO4kAAAAAAAAAAAAAAAAAEAAAAAAAAAAAAEAAAAAAAAABkcnMvUEsBAhQAFAAAAAgAh07iQKXr z4jZAAAACgEAAA8AAAAAAAAAAQAgAAAAIgAAAGRycy9kb3ducmV2LnhtbFBLAQIUABQAAAAIAIdO 4kD0hFkxWwIAAPMEAAAOAAAAAAAAAAEAIAAAACgBAABkcnMvZTJvRG9jLnhtbFBLBQYAAAAABgAG AFkBAAD1BQAAAAA= ">
                 <v:fill on="t" focussize="0,0"/>
                 <v:stroke weight="1pt" color="#000000 [3213]" miterlimit="8" joinstyle="miter"/>
                 <v:imagedata o:title=""/>
                 <o:lock v:ext="edit" aspectratio="f"/>
-                <v:textbox>
+                <v:textbox inset="0mm,0mm,0mm,0mm">
                   <w:txbxContent>
                     <w:p>
                       <w:pPr>
@@ -306,8 +306,6 @@
         </w:rPr>
         <w:t>“Skolar para sa Kabataan ng Barangay Pico”</w:t>
       </w:r>
-      <w:bookmarkStart w:id="0" w:name="_GoBack"/>
-      <w:bookmarkEnd w:id="0"/>
     </w:p>
     <w:tbl>
       <w:tblPr>
@@ -416,20 +414,129 @@
             <w:shd w:val="clear" w:color="auto" w:fill="FFFFFF" w:themeFill="background1"/>
             <w:vAlign w:val="center"/>
           </w:tcPr>
-          <w:p>
-            <w:pPr>
-              <w:spacing w:before="120" w:after="120" w:line="240" w:lineRule="auto"/>
-              <w:rPr>
-                <w:rFonts w:ascii="Bookman Old Style" w:hAnsi="Bookman Old Style"/>
-              </w:rPr>
-            </w:pPr>
-            <w:r>
-              <w:rPr>
-                <w:rFonts w:ascii="Bookman Old Style" w:hAnsi="Bookman Old Style"/>
-              </w:rPr>
-              <w:t xml:space="preserve">Registered Voter:    {voterYes}     {voterNo}    </w:t>
-            </w:r>
-          </w:p>
+          <w:tbl>
+            <w:tblPr>
+              <w:tblW w:w="10240" w:type="dxa"/>
+              <w:tblInd w:w="0" w:type="dxa"/>
+              <w:tblBorders>
+                <w:top w:val="none" w:sz="0" w:space="0" w:color="auto"/>
+                <w:left w:val="none" w:sz="0" w:space="0" w:color="auto"/>
+                <w:bottom w:val="none" w:sz="0" w:space="0" w:color="auto"/>
+                <w:right w:val="none" w:sz="0" w:space="0" w:color="auto"/>
+                <w:insideH w:val="none" w:sz="0" w:space="0" w:color="auto"/>
+                <w:insideV w:val="none" w:sz="0" w:space="0" w:color="auto"/>
+              </w:tblBorders>
+              <w:tblLayout w:type="fixed"/>
+              <w:tblCellMar>
+                <w:top w:w="0" w:type="dxa"/>
+                <w:left w:w="0" w:type="dxa"/>
+                <w:bottom w:w="0" w:type="dxa"/>
+                <w:right w:w="0" w:type="dxa"/>
+              </w:tblCellMar>
+              <w:tblLook w:val="0000"/>
+            </w:tblPr>
+            <w:tblGrid>
+              <w:gridCol w:w="2400"/>
+              <w:gridCol w:w="2200"/>
+              <w:gridCol w:w="5640"/>
+            </w:tblGrid>
+            <w:tr>
+              <w:trPr>
+                <w:cantSplit/>
+              </w:trPr>
+              <w:tc>
+                <w:tcPr>
+                  <w:tcW w:w="2400" w:type="dxa"/>
+                  <w:tcBorders>
+                    <w:top w:val="none" w:sz="0" w:space="0" w:color="auto"/>
+                    <w:left w:val="none" w:sz="0" w:space="0" w:color="auto"/>
+                    <w:bottom w:val="none" w:sz="0" w:space="0" w:color="auto"/>
+                    <w:right w:val="none" w:sz="0" w:space="0" w:color="auto"/>
+                  </w:tcBorders>
+                </w:tcPr>
+                <w:p>
+                  <w:pPr>
+                    <w:spacing w:before="60" w:after="60" w:line="240" w:lineRule="auto"/>
+                    <w:rPr>
+                      <w:rFonts w:ascii="Bookman Old Style" w:hAnsi="Bookman Old Style"/>
+                    </w:rPr>
+                  </w:pPr>
+                  <w:r>
+                    <w:rPr>
+                      <w:rFonts w:ascii="Bookman Old Style" w:hAnsi="Bookman Old Style"/>
+                    </w:rPr>
+                    <w:t xml:space="preserve">Registered Voter:</w:t>
+                  </w:r>
+                </w:p>
+              </w:tc>
+              <w:tc>
+                <w:tcPr>
+                  <w:tcW w:w="2200" w:type="dxa"/>
+                  <w:tcBorders>
+                    <w:top w:val="none" w:sz="0" w:space="0" w:color="auto"/>
+                    <w:left w:val="none" w:sz="0" w:space="0" w:color="auto"/>
+                    <w:bottom w:val="none" w:sz="0" w:space="0" w:color="auto"/>
+                    <w:right w:val="none" w:sz="0" w:space="0" w:color="auto"/>
+                  </w:tcBorders>
+                </w:tcPr>
+                <w:p>
+                  <w:pPr>
+                    <w:spacing w:before="60" w:after="60" w:line="240" w:lineRule="auto"/>
+                    <w:rPr>
+                      <w:rFonts w:ascii="Bookman Old Style" w:hAnsi="Bookman Old Style"/>
+                    </w:rPr>
+                  </w:pPr>
+                  <w:r>
+                    <w:rPr>
+                      <w:rFonts w:ascii="SimSun" w:hAnsi="SimSun" w:eastAsia="SimSun" w:cs="SimSun"/>
+                      <w:sz w:val="24"/>
+                      <w:szCs w:val="24"/>
+                    </w:rPr>
+                    <w:t>{voterYes}</w:t>
+                  </w:r>
+                  <w:r>
+                    <w:rPr>
+                      <w:rFonts w:ascii="Bookman Old Style" w:hAnsi="Bookman Old Style"/>
+                    </w:rPr>
+                    <w:t xml:space="preserve"> Yes</w:t>
+                  </w:r>
+                </w:p>
+              </w:tc>
+              <w:tc>
+                <w:tcPr>
+                  <w:tcW w:w="5640" w:type="dxa"/>
+                  <w:tcBorders>
+                    <w:top w:val="none" w:sz="0" w:space="0" w:color="auto"/>
+                    <w:left w:val="none" w:sz="0" w:space="0" w:color="auto"/>
+                    <w:bottom w:val="none" w:sz="0" w:space="0" w:color="auto"/>
+                    <w:right w:val="none" w:sz="0" w:space="0" w:color="auto"/>
+                  </w:tcBorders>
+                </w:tcPr>
+                <w:p>
+                  <w:pPr>
+                    <w:spacing w:before="60" w:after="60" w:line="240" w:lineRule="auto"/>
+                    <w:rPr>
+                      <w:rFonts w:ascii="Bookman Old Style" w:hAnsi="Bookman Old Style"/>
+                    </w:rPr>
+                  </w:pPr>
+                  <w:r>
+                    <w:rPr>
+                      <w:rFonts w:ascii="SimSun" w:hAnsi="SimSun" w:eastAsia="SimSun" w:cs="SimSun"/>
+                      <w:sz w:val="24"/>
+                      <w:szCs w:val="24"/>
+                    </w:rPr>
+                    <w:t>{voterNo}</w:t>
+                  </w:r>
+                  <w:r>
+                    <w:rPr>
+                      <w:rFonts w:ascii="Bookman Old Style" w:hAnsi="Bookman Old Style"/>
+                    </w:rPr>
+                    <w:t xml:space="preserve"> No</w:t>
+                  </w:r>
+                </w:p>
+              </w:tc>
+            </w:tr>
+          </w:tbl>
           <w:p>
             <w:pPr>
               <w:spacing w:before="120" w:after="120" w:line="240" w:lineRule="auto"/>
@@ -449,7 +556,7 @@
                 <w:rFonts w:ascii="Bookman Old Style" w:hAnsi="Bookman Old Style"/>
                 <w:i/>
               </w:rPr>
-              <w:t>(If yes, please present voter’s certificate and attach a photocopy of voter’s certificate              for 18 years old and above only)</w:t>
+              <w:t>(If yes, please present voter’s certificate and attach a photocopy of voter’s certificate for 18 years old and above only)</w:t>
             </w:r>
           </w:p>
         </w:tc>
@@ -478,114 +585,177 @@
               <w:top w:val="double" w:color="auto" w:sz="4" w:space="0"/>
             </w:tcBorders>
           </w:tcPr>
+          <w:tbl>
+            <w:tblPr>
+              <w:tblW w:w="10240" w:type="dxa"/>
+              <w:tblInd w:w="0" w:type="dxa"/>
+              <w:tblBorders>
+                <w:top w:val="none" w:sz="0" w:space="0" w:color="auto"/>
+                <w:left w:val="none" w:sz="0" w:space="0" w:color="auto"/>
+                <w:bottom w:val="none" w:sz="0" w:space="0" w:color="auto"/>
+                <w:right w:val="none" w:sz="0" w:space="0" w:color="auto"/>
+                <w:insideH w:val="none" w:sz="0" w:space="0" w:color="auto"/>
+                <w:insideV w:val="none" w:sz="0" w:space="0" w:color="auto"/>
+              </w:tblBorders>
+              <w:tblLayout w:type="fixed"/>
+              <w:tblCellMar>
+                <w:top w:w="0" w:type="dxa"/>
+                <w:left w:w="0" w:type="dxa"/>
+                <w:bottom w:w="0" w:type="dxa"/>
+                <w:right w:w="0" w:type="dxa"/>
+              </w:tblCellMar>
+              <w:tblLook w:val="0000"/>
+            </w:tblPr>
+            <w:tblGrid>
+              <w:gridCol w:w="5120"/>
+              <w:gridCol w:w="5120"/>
+            </w:tblGrid>
+            <w:tr>
+              <w:trPr>
+                <w:cantSplit/>
+              </w:trPr>
+              <w:tc>
+                <w:tcPr>
+                  <w:tcW w:w="5120" w:type="dxa"/>
+                  <w:tcBorders>
+                    <w:top w:val="none" w:sz="0" w:space="0" w:color="auto"/>
+                    <w:left w:val="none" w:sz="0" w:space="0" w:color="auto"/>
+                    <w:bottom w:val="none" w:sz="0" w:space="0" w:color="auto"/>
+                    <w:right w:val="none" w:sz="0" w:space="0" w:color="auto"/>
+                  </w:tcBorders>
+                </w:tcPr>
+                <w:p>
+                  <w:pPr>
+                    <w:spacing w:before="60" w:after="60" w:line="240" w:lineRule="auto"/>
+                    <w:rPr>
+                      <w:rFonts w:ascii="Bookman Old Style" w:hAnsi="Bookman Old Style"/>
+                    </w:rPr>
+                  </w:pPr>
+                  <w:r>
+                    <w:rPr>
+                      <w:rFonts w:ascii="Bookman Old Style" w:hAnsi="Bookman Old Style"/>
+                    </w:rPr>
+                    <w:t xml:space="preserve">Name: </w:t>
+                  </w:r>
+                  <w:r>
+                    <w:rPr>
+                      <w:rFonts w:ascii="SimSun" w:hAnsi="SimSun" w:eastAsia="SimSun" w:cs="SimSun"/>
+                      <w:sz w:val="24"/>
+                      <w:szCs w:val="24"/>
+                    </w:rPr>
+                    <w:t>{applicantName}</w:t>
+                  </w:r>
+                </w:p>
+              </w:tc>
+              <w:tc>
+                <w:tcPr>
+                  <w:tcW w:w="5120" w:type="dxa"/>
+                  <w:tcBorders>
+                    <w:top w:val="none" w:sz="0" w:space="0" w:color="auto"/>
+                    <w:left w:val="none" w:sz="0" w:space="0" w:color="auto"/>
+                    <w:bottom w:val="none" w:sz="0" w:space="0" w:color="auto"/>
+                    <w:right w:val="none" w:sz="0" w:space="0" w:color="auto"/>
+                  </w:tcBorders>
+                </w:tcPr>
+                <w:p>
+                  <w:pPr>
+                    <w:spacing w:before="60" w:after="60" w:line="240" w:lineRule="auto"/>
+                    <w:rPr>
+                      <w:rFonts w:ascii="Bookman Old Style" w:hAnsi="Bookman Old Style"/>
+                    </w:rPr>
+                  </w:pPr>
+                  <w:r>
+                    <w:rPr>
+                      <w:rFonts w:ascii="Bookman Old Style" w:hAnsi="Bookman Old Style"/>
+                    </w:rPr>
+                    <w:t xml:space="preserve">Gender: </w:t>
+                  </w:r>
+                  <w:r>
+                    <w:rPr>
+                      <w:rFonts w:ascii="SimSun" w:hAnsi="SimSun" w:eastAsia="SimSun" w:cs="SimSun"/>
+                      <w:sz w:val="24"/>
+                      <w:szCs w:val="24"/>
+                    </w:rPr>
+                    <w:t>{gender}</w:t>
+                  </w:r>
+                </w:p>
+              </w:tc>
+            </w:tr>
+            <w:tr>
+              <w:trPr>
+                <w:cantSplit/>
+              </w:trPr>
+              <w:tc>
+                <w:tcPr>
+                  <w:tcW w:w="5120" w:type="dxa"/>
+                  <w:tcBorders>
+                    <w:top w:val="none" w:sz="0" w:space="0" w:color="auto"/>
+                    <w:left w:val="none" w:sz="0" w:space="0" w:color="auto"/>
+                    <w:bottom w:val="none" w:sz="0" w:space="0" w:color="auto"/>
+                    <w:right w:val="none" w:sz="0" w:space="0" w:color="auto"/>
+                  </w:tcBorders>
+                </w:tcPr>
+                <w:p>
+                  <w:pPr>
+                    <w:spacing w:before="60" w:after="60" w:line="240" w:lineRule="auto"/>
+                    <w:rPr>
+                      <w:rFonts w:ascii="Bookman Old Style" w:hAnsi="Bookman Old Style"/>
+                    </w:rPr>
+                  </w:pPr>
+                  <w:r>
+                    <w:rPr>
+                      <w:rFonts w:ascii="Bookman Old Style" w:hAnsi="Bookman Old Style"/>
+                    </w:rPr>
+                    <w:t xml:space="preserve">Age: </w:t>
+                  </w:r>
+                  <w:r>
+                    <w:rPr>
+                      <w:rFonts w:ascii="SimSun" w:hAnsi="SimSun" w:eastAsia="SimSun" w:cs="SimSun"/>
+                      <w:sz w:val="24"/>
+                      <w:szCs w:val="24"/>
+                    </w:rPr>
+                    <w:t>{age}</w:t>
+                  </w:r>
+                </w:p>
+              </w:tc>
+              <w:tc>
+                <w:tcPr>
+                  <w:tcW w:w="5120" w:type="dxa"/>
+                  <w:tcBorders>
+                    <w:top w:val="none" w:sz="0" w:space="0" w:color="auto"/>
+                    <w:left w:val="none" w:sz="0" w:space="0" w:color="auto"/>
+                    <w:bottom w:val="none" w:sz="0" w:space="0" w:color="auto"/>
+                    <w:right w:val="none" w:sz="0" w:space="0" w:color="auto"/>
+                  </w:tcBorders>
+                </w:tcPr>
+                <w:p>
+                  <w:pPr>
+                    <w:spacing w:before="60" w:after="60" w:line="240" w:lineRule="auto"/>
+                    <w:rPr>
+                      <w:rFonts w:ascii="Bookman Old Style" w:hAnsi="Bookman Old Style"/>
+                    </w:rPr>
+                  </w:pPr>
+                  <w:r>
+                    <w:rPr>
+                      <w:rFonts w:ascii="Bookman Old Style" w:hAnsi="Bookman Old Style"/>
+                    </w:rPr>
+                    <w:t xml:space="preserve">Civil Status: </w:t>
+                  </w:r>
+                  <w:r>
+                    <w:rPr>
+                      <w:rFonts w:ascii="SimSun" w:hAnsi="SimSun" w:eastAsia="SimSun" w:cs="SimSun"/>
+                      <w:sz w:val="24"/>
+                      <w:szCs w:val="24"/>
+                    </w:rPr>
+                    <w:t>{civilStatus}</w:t>
+                  </w:r>
+                </w:p>
+              </w:tc>
+            </w:tr>
+          </w:tbl>
           <w:p>
             <w:pPr>
-              <w:spacing w:before="120" w:after="120" w:line="240" w:lineRule="auto"/>
-              <w:rPr>
-                <w:rFonts w:ascii="Bookman Old Style" w:hAnsi="Bookman Old Style"/>
-              </w:rPr>
-            </w:pPr>
-            <w:r>
-              <w:rPr>
-                <w:rFonts w:ascii="Bookman Old Style" w:hAnsi="Bookman Old Style"/>
-              </w:rPr>
-              <w:t>Name:</w:t>
-            </w:r>
-            <w:r>
-              <w:rPr>
-                <w:rFonts w:ascii="Bookman Old Style" w:hAnsi="Bookman Old Style"/>
-                <w:b/>
-              </w:rPr>
-              <w:t xml:space="preserve"> </w:t>
-            </w:r>
-            <w:r>
-              <w:rPr>
-                <w:rFonts w:ascii="SimSun" w:hAnsi="SimSun" w:eastAsia="SimSun" w:cs="SimSun"/>
-                <w:sz w:val="24"/>
-                <w:szCs w:val="24"/>
-              </w:rPr>
-              <w:t>{applicantName}</w:t>
-            </w:r>
-            <w:r>
-              <w:rPr>
-                <w:rFonts w:hint="default" w:ascii="SimSun" w:hAnsi="SimSun" w:eastAsia="SimSun" w:cs="SimSun"/>
-                <w:sz w:val="24"/>
-                <w:szCs w:val="24"/>
-                <w:lang w:val="en-US"/>
-              </w:rPr>
-              <w:t xml:space="preserve">             </w:t>
-            </w:r>
-            <w:r>
-              <w:rPr>
-                <w:rFonts w:ascii="Bookman Old Style" w:hAnsi="Bookman Old Style"/>
-              </w:rPr>
-              <w:t>Gender:</w:t>
-            </w:r>
-            <w:r>
-              <w:rPr>
-                <w:rFonts w:ascii="SimSun" w:hAnsi="SimSun" w:eastAsia="SimSun" w:cs="SimSun"/>
-                <w:sz w:val="24"/>
-                <w:szCs w:val="24"/>
-              </w:rPr>
-              <w:t>{gender}</w:t>
-            </w:r>
-            <w:r>
-              <w:rPr>
-                <w:rFonts w:hint="default" w:ascii="SimSun" w:hAnsi="SimSun" w:eastAsia="SimSun" w:cs="SimSun"/>
-                <w:sz w:val="24"/>
-                <w:szCs w:val="24"/>
-                <w:lang w:val="en-US"/>
-              </w:rPr>
-              <w:tab/>
-            </w:r>
-            <w:r>
-              <w:rPr>
-                <w:rFonts w:ascii="Bookman Old Style" w:hAnsi="Bookman Old Style"/>
-              </w:rPr>
-              <w:t>Age:</w:t>
-            </w:r>
-            <w:r>
-              <w:rPr>
-                <w:rFonts w:ascii="SimSun" w:hAnsi="SimSun" w:eastAsia="SimSun" w:cs="SimSun"/>
-                <w:sz w:val="24"/>
-                <w:szCs w:val="24"/>
-              </w:rPr>
-              <w:t>{age</w:t>
-            </w:r>
-            <w:r>
-              <w:rPr>
-                <w:rFonts w:hint="default" w:ascii="SimSun" w:hAnsi="SimSun" w:eastAsia="SimSun" w:cs="SimSun"/>
-                <w:sz w:val="24"/>
-                <w:szCs w:val="24"/>
-                <w:lang w:val="en-US"/>
-              </w:rPr>
-              <w:t>}</w:t>
-            </w:r>
-            <w:r>
-              <w:rPr>
-                <w:rFonts w:hint="default" w:ascii="Bookman Old Style" w:hAnsi="Bookman Old Style"/>
-                <w:lang w:val="en-US"/>
-              </w:rPr>
-              <w:tab/>
-            </w:r>
-            <w:r>
-              <w:rPr>
-                <w:rFonts w:ascii="Bookman Old Style" w:hAnsi="Bookman Old Style"/>
-              </w:rPr>
-              <w:t>Civil Status:</w:t>
-            </w:r>
-            <w:r>
-              <w:rPr>
-                <w:rFonts w:ascii="SimSun" w:hAnsi="SimSun" w:eastAsia="SimSun" w:cs="SimSun"/>
-                <w:sz w:val="24"/>
-                <w:szCs w:val="24"/>
-              </w:rPr>
-              <w:t>{civilStatus}</w:t>
-            </w:r>
-          </w:p>
-          <w:p>
-            <w:pPr>
-              <w:spacing w:after="120" w:line="240" w:lineRule="auto"/>
+              <w:spacing w:before="60" w:after="60" w:line="240" w:lineRule="auto"/>
               <w:rPr>
                 <w:rFonts w:ascii="Bookman Old Style" w:hAnsi="Bookman Old Style"/>
               </w:rPr>
@@ -605,137 +775,248 @@
               <w:t>{permanentAddress}</w:t>
             </w:r>
           </w:p>
+          <w:tbl>
+            <w:tblPr>
+              <w:tblW w:w="10240" w:type="dxa"/>
+              <w:tblInd w:w="0" w:type="dxa"/>
+              <w:tblBorders>
+                <w:top w:val="none" w:sz="0" w:space="0" w:color="auto"/>
+                <w:left w:val="none" w:sz="0" w:space="0" w:color="auto"/>
+                <w:bottom w:val="none" w:sz="0" w:space="0" w:color="auto"/>
+                <w:right w:val="none" w:sz="0" w:space="0" w:color="auto"/>
+                <w:insideH w:val="none" w:sz="0" w:space="0" w:color="auto"/>
+                <w:insideV w:val="none" w:sz="0" w:space="0" w:color="auto"/>
+              </w:tblBorders>
+              <w:tblLayout w:type="fixed"/>
+              <w:tblCellMar>
+                <w:top w:w="0" w:type="dxa"/>
+                <w:left w:w="0" w:type="dxa"/>
+                <w:bottom w:w="0" w:type="dxa"/>
+                <w:right w:w="0" w:type="dxa"/>
+              </w:tblCellMar>
+              <w:tblLook w:val="0000"/>
+            </w:tblPr>
+            <w:tblGrid>
+              <w:gridCol w:w="5120"/>
+              <w:gridCol w:w="5120"/>
+            </w:tblGrid>
+            <w:tr>
+              <w:trPr>
+                <w:cantSplit/>
+              </w:trPr>
+              <w:tc>
+                <w:tcPr>
+                  <w:tcW w:w="5120" w:type="dxa"/>
+                  <w:tcBorders>
+                    <w:top w:val="none" w:sz="0" w:space="0" w:color="auto"/>
+                    <w:left w:val="none" w:sz="0" w:space="0" w:color="auto"/>
+                    <w:bottom w:val="none" w:sz="0" w:space="0" w:color="auto"/>
+                    <w:right w:val="none" w:sz="0" w:space="0" w:color="auto"/>
+                  </w:tcBorders>
+                </w:tcPr>
+                <w:p>
+                  <w:pPr>
+                    <w:spacing w:before="60" w:after="60" w:line="240" w:lineRule="auto"/>
+                    <w:rPr>
+                      <w:rFonts w:ascii="Bookman Old Style" w:hAnsi="Bookman Old Style"/>
+                    </w:rPr>
+                  </w:pPr>
+                  <w:r>
+                    <w:rPr>
+                      <w:rFonts w:ascii="Bookman Old Style" w:hAnsi="Bookman Old Style"/>
+                    </w:rPr>
+                    <w:t xml:space="preserve">Date of Birth: </w:t>
+                  </w:r>
+                  <w:r>
+                    <w:rPr>
+                      <w:rFonts w:ascii="SimSun" w:hAnsi="SimSun" w:eastAsia="SimSun" w:cs="SimSun"/>
+                      <w:sz w:val="24"/>
+                      <w:szCs w:val="24"/>
+                    </w:rPr>
+                    <w:t>{dateOfBirth}</w:t>
+                  </w:r>
+                </w:p>
+              </w:tc>
+              <w:tc>
+                <w:tcPr>
+                  <w:tcW w:w="5120" w:type="dxa"/>
+                  <w:tcBorders>
+                    <w:top w:val="none" w:sz="0" w:space="0" w:color="auto"/>
+                    <w:left w:val="none" w:sz="0" w:space="0" w:color="auto"/>
+                    <w:bottom w:val="none" w:sz="0" w:space="0" w:color="auto"/>
+                    <w:right w:val="none" w:sz="0" w:space="0" w:color="auto"/>
+                  </w:tcBorders>
+                </w:tcPr>
+                <w:p>
+                  <w:pPr>
+                    <w:spacing w:before="60" w:after="60" w:line="240" w:lineRule="auto"/>
+                    <w:rPr>
+                      <w:rFonts w:ascii="Bookman Old Style" w:hAnsi="Bookman Old Style"/>
+                    </w:rPr>
+                  </w:pPr>
+                  <w:r>
+                    <w:rPr>
+                      <w:rFonts w:ascii="Bookman Old Style" w:hAnsi="Bookman Old Style"/>
+                    </w:rPr>
+                    <w:t xml:space="preserve">Place of Birth: </w:t>
+                  </w:r>
+                  <w:r>
+                    <w:rPr>
+                      <w:rFonts w:ascii="SimSun" w:hAnsi="SimSun" w:eastAsia="SimSun" w:cs="SimSun"/>
+                      <w:sz w:val="24"/>
+                      <w:szCs w:val="24"/>
+                    </w:rPr>
+                    <w:t>{placeOfBirth}</w:t>
+                  </w:r>
+                </w:p>
+              </w:tc>
+            </w:tr>
+            <w:tr>
+              <w:trPr>
+                <w:cantSplit/>
+              </w:trPr>
+              <w:tc>
+                <w:tcPr>
+                  <w:tcW w:w="5120" w:type="dxa"/>
+                  <w:tcBorders>
+                    <w:top w:val="none" w:sz="0" w:space="0" w:color="auto"/>
+                    <w:left w:val="none" w:sz="0" w:space="0" w:color="auto"/>
+                    <w:bottom w:val="none" w:sz="0" w:space="0" w:color="auto"/>
+                    <w:right w:val="none" w:sz="0" w:space="0" w:color="auto"/>
+                  </w:tcBorders>
+                </w:tcPr>
+                <w:p>
+                  <w:pPr>
+                    <w:spacing w:before="60" w:after="60" w:line="240" w:lineRule="auto"/>
+                    <w:rPr>
+                      <w:rFonts w:ascii="Bookman Old Style" w:hAnsi="Bookman Old Style"/>
+                    </w:rPr>
+                  </w:pPr>
+                  <w:r>
+                    <w:rPr>
+                      <w:rFonts w:ascii="Bookman Old Style" w:hAnsi="Bookman Old Style"/>
+                    </w:rPr>
+                    <w:t xml:space="preserve">Contact Number: </w:t>
+                  </w:r>
+                  <w:r>
+                    <w:rPr>
+                      <w:rFonts w:ascii="SimSun" w:hAnsi="SimSun" w:eastAsia="SimSun" w:cs="SimSun"/>
+                      <w:sz w:val="24"/>
+                      <w:szCs w:val="24"/>
+                    </w:rPr>
+                    <w:t>{contactNumber}</w:t>
+                  </w:r>
+                </w:p>
+              </w:tc>
+              <w:tc>
+                <w:tcPr>
+                  <w:tcW w:w="5120" w:type="dxa"/>
+                  <w:tcBorders>
+                    <w:top w:val="none" w:sz="0" w:space="0" w:color="auto"/>
+                    <w:left w:val="none" w:sz="0" w:space="0" w:color="auto"/>
+                    <w:bottom w:val="none" w:sz="0" w:space="0" w:color="auto"/>
+                    <w:right w:val="none" w:sz="0" w:space="0" w:color="auto"/>
+                  </w:tcBorders>
+                </w:tcPr>
+                <w:p>
+                  <w:pPr>
+                    <w:spacing w:before="60" w:after="60" w:line="240" w:lineRule="auto"/>
+                    <w:rPr>
+                      <w:rFonts w:ascii="Bookman Old Style" w:hAnsi="Bookman Old Style"/>
+                    </w:rPr>
+                  </w:pPr>
+                  <w:r>
+                    <w:rPr>
+                      <w:rFonts w:ascii="Bookman Old Style" w:hAnsi="Bookman Old Style"/>
+                    </w:rPr>
+                    <w:t xml:space="preserve">Email Address: </w:t>
+                  </w:r>
+                  <w:r>
+                    <w:rPr>
+                      <w:rFonts w:ascii="SimSun" w:hAnsi="SimSun" w:eastAsia="SimSun" w:cs="SimSun"/>
+                      <w:sz w:val="24"/>
+                      <w:szCs w:val="24"/>
+                    </w:rPr>
+                    <w:t>{emailAddress}</w:t>
+                  </w:r>
+                </w:p>
+              </w:tc>
+            </w:tr>
+            <w:tr>
+              <w:trPr>
+                <w:cantSplit/>
+              </w:trPr>
+              <w:tc>
+                <w:tcPr>
+                  <w:tcW w:w="5120" w:type="dxa"/>
+                  <w:tcBorders>
+                    <w:top w:val="none" w:sz="0" w:space="0" w:color="auto"/>
+                    <w:left w:val="none" w:sz="0" w:space="0" w:color="auto"/>
+                    <w:bottom w:val="none" w:sz="0" w:space="0" w:color="auto"/>
+                    <w:right w:val="none" w:sz="0" w:space="0" w:color="auto"/>
+                  </w:tcBorders>
+                </w:tcPr>
+                <w:p>
+                  <w:pPr>
+                    <w:spacing w:before="60" w:after="60" w:line="240" w:lineRule="auto"/>
+                    <w:rPr>
+                      <w:rFonts w:ascii="Bookman Old Style" w:hAnsi="Bookman Old Style"/>
+                    </w:rPr>
+                  </w:pPr>
+                  <w:r>
+                    <w:rPr>
+                      <w:rFonts w:ascii="Bookman Old Style" w:hAnsi="Bookman Old Style"/>
+                    </w:rPr>
+                    <w:t xml:space="preserve">School: </w:t>
+                  </w:r>
+                  <w:r>
+                    <w:rPr>
+                      <w:rFonts w:ascii="SimSun" w:hAnsi="SimSun" w:eastAsia="SimSun" w:cs="SimSun"/>
+                      <w:sz w:val="24"/>
+                      <w:szCs w:val="24"/>
+                    </w:rPr>
+                    <w:t>{school}</w:t>
+                  </w:r>
+                </w:p>
+              </w:tc>
+              <w:tc>
+                <w:tcPr>
+                  <w:tcW w:w="5120" w:type="dxa"/>
+                  <w:tcBorders>
+                    <w:top w:val="none" w:sz="0" w:space="0" w:color="auto"/>
+                    <w:left w:val="none" w:sz="0" w:space="0" w:color="auto"/>
+                    <w:bottom w:val="none" w:sz="0" w:space="0" w:color="auto"/>
+                    <w:right w:val="none" w:sz="0" w:space="0" w:color="auto"/>
+                  </w:tcBorders>
+                </w:tcPr>
+                <w:p>
+                  <w:pPr>
+                    <w:spacing w:before="60" w:after="60" w:line="240" w:lineRule="auto"/>
+                    <w:rPr>
+                      <w:rFonts w:ascii="Bookman Old Style" w:hAnsi="Bookman Old Style"/>
+                    </w:rPr>
+                  </w:pPr>
+                  <w:r>
+                    <w:rPr>
+                      <w:rFonts w:ascii="Bookman Old Style" w:hAnsi="Bookman Old Style"/>
+                    </w:rPr>
+                    <w:t xml:space="preserve">Course: </w:t>
+                  </w:r>
+                  <w:r>
+                    <w:rPr>
+                      <w:rFonts w:ascii="SimSun" w:hAnsi="SimSun" w:eastAsia="SimSun" w:cs="SimSun"/>
+                      <w:sz w:val="24"/>
+                      <w:szCs w:val="24"/>
+                    </w:rPr>
+                    <w:t>{course}</w:t>
+                  </w:r>
+                </w:p>
+              </w:tc>
+            </w:tr>
+          </w:tbl>
           <w:p>
             <w:pPr>
-              <w:spacing w:after="0" w:line="240" w:lineRule="auto"/>
-              <w:rPr>
-                <w:rFonts w:hint="default" w:ascii="Bookman Old Style" w:hAnsi="Bookman Old Style"/>
-                <w:lang w:val="en-US"/>
-              </w:rPr>
-            </w:pPr>
-            <w:r>
-              <w:rPr>
-                <w:rFonts w:ascii="Bookman Old Style" w:hAnsi="Bookman Old Style"/>
-              </w:rPr>
-              <w:t xml:space="preserve">Date of Birth: </w:t>
-            </w:r>
-            <w:r>
-              <w:rPr>
-                <w:rFonts w:ascii="SimSun" w:hAnsi="SimSun" w:eastAsia="SimSun" w:cs="SimSun"/>
-                <w:sz w:val="24"/>
-                <w:szCs w:val="24"/>
-              </w:rPr>
-              <w:t>{dateOfBirth}</w:t>
-            </w:r>
-            <w:r>
-              <w:rPr>
-                <w:rFonts w:ascii="Bookman Old Style" w:hAnsi="Bookman Old Style"/>
-              </w:rPr>
-              <w:t xml:space="preserve"> </w:t>
-            </w:r>
-            <w:r>
-              <w:rPr>
-                <w:rFonts w:hint="default" w:ascii="Bookman Old Style" w:hAnsi="Bookman Old Style"/>
-                <w:lang w:val="en-US"/>
-              </w:rPr>
-              <w:t xml:space="preserve">                                                     </w:t>
-            </w:r>
-            <w:r>
-              <w:rPr>
-                <w:rFonts w:ascii="Bookman Old Style" w:hAnsi="Bookman Old Style"/>
-              </w:rPr>
-              <w:t>Place of Birth:</w:t>
-            </w:r>
-            <w:r>
-              <w:rPr>
-                <w:rFonts w:hint="default" w:ascii="Bookman Old Style" w:hAnsi="Bookman Old Style"/>
-                <w:lang w:val="en-US"/>
-              </w:rPr>
-              <w:t xml:space="preserve"> </w:t>
-            </w:r>
-            <w:r>
-              <w:rPr>
-                <w:rFonts w:ascii="SimSun" w:hAnsi="SimSun" w:eastAsia="SimSun" w:cs="SimSun"/>
-                <w:sz w:val="24"/>
-                <w:szCs w:val="24"/>
-              </w:rPr>
-              <w:t>{placeOfBirth}</w:t>
-            </w:r>
-          </w:p>
-          <w:p>
-            <w:pPr>
-              <w:spacing w:before="120" w:after="0" w:line="240" w:lineRule="auto"/>
-              <w:rPr>
-                <w:rFonts w:ascii="Bookman Old Style" w:hAnsi="Bookman Old Style"/>
-              </w:rPr>
-            </w:pPr>
-            <w:r>
-              <w:rPr>
-                <w:rFonts w:ascii="Bookman Old Style" w:hAnsi="Bookman Old Style"/>
-              </w:rPr>
-              <w:t xml:space="preserve">Contact Number: </w:t>
-            </w:r>
-            <w:r>
-              <w:rPr>
-                <w:rFonts w:ascii="SimSun" w:hAnsi="SimSun" w:eastAsia="SimSun" w:cs="SimSun"/>
-                <w:sz w:val="24"/>
-                <w:szCs w:val="24"/>
-              </w:rPr>
-              <w:t>{contactNumber}</w:t>
-            </w:r>
-            <w:r>
-              <w:rPr>
-                <w:rFonts w:ascii="Bookman Old Style" w:hAnsi="Bookman Old Style"/>
-              </w:rPr>
-              <w:t xml:space="preserve"> </w:t>
-            </w:r>
-            <w:r>
-              <w:rPr>
-                <w:rFonts w:hint="default" w:ascii="Bookman Old Style" w:hAnsi="Bookman Old Style"/>
-                <w:lang w:val="en-US"/>
-              </w:rPr>
-              <w:t xml:space="preserve">                       </w:t>
-            </w:r>
-            <w:r>
-              <w:rPr>
-                <w:rFonts w:ascii="Bookman Old Style" w:hAnsi="Bookman Old Style"/>
-              </w:rPr>
-              <w:t xml:space="preserve">Email Address: </w:t>
-            </w:r>
-            <w:r>
-              <w:rPr>
-                <w:rFonts w:ascii="SimSun" w:hAnsi="SimSun" w:eastAsia="SimSun" w:cs="SimSun"/>
-                <w:sz w:val="24"/>
-                <w:szCs w:val="24"/>
-              </w:rPr>
-              <w:t>{emailAddress}</w:t>
-            </w:r>
-          </w:p>
-          <w:p>
-            <w:pPr>
-              <w:spacing w:before="120" w:after="0" w:line="240" w:lineRule="auto"/>
-              <w:rPr>
-                <w:rFonts w:ascii="Bookman Old Style" w:hAnsi="Bookman Old Style"/>
-              </w:rPr>
-            </w:pPr>
-            <w:r>
-              <w:rPr>
-                <w:rFonts w:ascii="Bookman Old Style" w:hAnsi="Bookman Old Style"/>
-              </w:rPr>
-              <w:t xml:space="preserve">School: </w:t>
-            </w:r>
-            <w:r>
-              <w:rPr>
-                <w:rFonts w:ascii="SimSun" w:hAnsi="SimSun" w:eastAsia="SimSun" w:cs="SimSun"/>
-                <w:sz w:val="24"/>
-                <w:szCs w:val="24"/>
-              </w:rPr>
-              <w:t>{school}</w:t>
-            </w:r>
-          </w:p>
-          <w:p>
-            <w:pPr>
-              <w:spacing w:before="120" w:after="120" w:line="240" w:lineRule="auto"/>
+              <w:spacing w:before="60" w:after="120" w:line="240" w:lineRule="auto"/>
               <w:rPr>
                 <w:rFonts w:ascii="Bookman Old Style" w:hAnsi="Bookman Old Style"/>
               </w:rPr>
@@ -753,33 +1034,6 @@
                 <w:szCs w:val="24"/>
               </w:rPr>
               <w:t>{yearLevel}</w:t>
-            </w:r>
-            <w:r>
-              <w:rPr>
-                <w:rFonts w:ascii="Bookman Old Style" w:hAnsi="Bookman Old Style"/>
-              </w:rPr>
-              <w:t xml:space="preserve">  </w:t>
-            </w:r>
-            <w:r>
-              <w:rPr>
-                <w:rFonts w:hint="default" w:ascii="Bookman Old Style" w:hAnsi="Bookman Old Style"/>
-                <w:lang w:val="en-US"/>
-              </w:rPr>
-              <w:t xml:space="preserve">                                                                            </w:t>
-            </w:r>
-            <w:r>
-              <w:rPr>
-                <w:rFonts w:ascii="Bookman Old Style" w:hAnsi="Bookman Old Style"/>
-              </w:rPr>
-              <w:t xml:space="preserve">Course: </w:t>
-            </w:r>
-            <w:r>
-              <w:rPr>
-                <w:rFonts w:ascii="SimSun" w:hAnsi="SimSun" w:eastAsia="SimSun" w:cs="SimSun"/>
-                <w:sz w:val="24"/>
-                <w:szCs w:val="24"/>
-              </w:rPr>
-              <w:t>{course}</w:t>
             </w:r>
           </w:p>
         </w:tc>
@@ -857,151 +1111,248 @@
             <w:shd w:val="clear" w:color="auto" w:fill="FFFFFF" w:themeFill="background1"/>
             <w:vAlign w:val="center"/>
           </w:tcPr>
+          <w:tbl>
+            <w:tblPr>
+              <w:tblW w:w="10240" w:type="dxa"/>
+              <w:tblInd w:w="0" w:type="dxa"/>
+              <w:tblBorders>
+                <w:top w:val="none" w:sz="0" w:space="0" w:color="auto"/>
+                <w:left w:val="none" w:sz="0" w:space="0" w:color="auto"/>
+                <w:bottom w:val="none" w:sz="0" w:space="0" w:color="auto"/>
+                <w:right w:val="none" w:sz="0" w:space="0" w:color="auto"/>
+                <w:insideH w:val="none" w:sz="0" w:space="0" w:color="auto"/>
+                <w:insideV w:val="none" w:sz="0" w:space="0" w:color="auto"/>
+              </w:tblBorders>
+              <w:tblLayout w:type="fixed"/>
+              <w:tblCellMar>
+                <w:top w:w="0" w:type="dxa"/>
+                <w:left w:w="0" w:type="dxa"/>
+                <w:bottom w:w="0" w:type="dxa"/>
+                <w:right w:w="0" w:type="dxa"/>
+              </w:tblCellMar>
+              <w:tblLook w:val="0000"/>
+            </w:tblPr>
+            <w:tblGrid>
+              <w:gridCol w:w="5120"/>
+              <w:gridCol w:w="5120"/>
+            </w:tblGrid>
+            <w:tr>
+              <w:trPr>
+                <w:cantSplit/>
+              </w:trPr>
+              <w:tc>
+                <w:tcPr>
+                  <w:tcW w:w="5120" w:type="dxa"/>
+                  <w:tcBorders>
+                    <w:top w:val="none" w:sz="0" w:space="0" w:color="auto"/>
+                    <w:left w:val="none" w:sz="0" w:space="0" w:color="auto"/>
+                    <w:bottom w:val="none" w:sz="0" w:space="0" w:color="auto"/>
+                    <w:right w:val="none" w:sz="0" w:space="0" w:color="auto"/>
+                  </w:tcBorders>
+                </w:tcPr>
+                <w:p>
+                  <w:pPr>
+                    <w:spacing w:before="60" w:after="60" w:line="240" w:lineRule="auto"/>
+                    <w:rPr>
+                      <w:rFonts w:ascii="Bookman Old Style" w:hAnsi="Bookman Old Style"/>
+                    </w:rPr>
+                  </w:pPr>
+                  <w:r>
+                    <w:rPr>
+                      <w:rFonts w:ascii="Bookman Old Style" w:hAnsi="Bookman Old Style"/>
+                    </w:rPr>
+                    <w:t xml:space="preserve">Father’s Name: </w:t>
+                  </w:r>
+                  <w:r>
+                    <w:rPr>
+                      <w:rFonts w:ascii="SimSun" w:hAnsi="SimSun" w:eastAsia="SimSun" w:cs="SimSun"/>
+                      <w:sz w:val="24"/>
+                      <w:szCs w:val="24"/>
+                    </w:rPr>
+                    <w:t>{fatherName}</w:t>
+                  </w:r>
+                </w:p>
+              </w:tc>
+              <w:tc>
+                <w:tcPr>
+                  <w:tcW w:w="5120" w:type="dxa"/>
+                  <w:tcBorders>
+                    <w:top w:val="none" w:sz="0" w:space="0" w:color="auto"/>
+                    <w:left w:val="none" w:sz="0" w:space="0" w:color="auto"/>
+                    <w:bottom w:val="none" w:sz="0" w:space="0" w:color="auto"/>
+                    <w:right w:val="none" w:sz="0" w:space="0" w:color="auto"/>
+                  </w:tcBorders>
+                </w:tcPr>
+                <w:p>
+                  <w:pPr>
+                    <w:spacing w:before="60" w:after="60" w:line="240" w:lineRule="auto"/>
+                    <w:rPr>
+                      <w:rFonts w:ascii="Bookman Old Style" w:hAnsi="Bookman Old Style"/>
+                    </w:rPr>
+                  </w:pPr>
+                  <w:r>
+                    <w:rPr>
+                      <w:rFonts w:ascii="Bookman Old Style" w:hAnsi="Bookman Old Style"/>
+                    </w:rPr>
+                    <w:t xml:space="preserve">Mother’s Maiden Name: </w:t>
+                  </w:r>
+                  <w:r>
+                    <w:rPr>
+                      <w:rFonts w:ascii="SimSun" w:hAnsi="SimSun" w:eastAsia="SimSun" w:cs="SimSun"/>
+                      <w:sz w:val="24"/>
+                      <w:szCs w:val="24"/>
+                    </w:rPr>
+                    <w:t>{motherName}</w:t>
+                  </w:r>
+                </w:p>
+              </w:tc>
+            </w:tr>
+            <w:tr>
+              <w:trPr>
+                <w:cantSplit/>
+              </w:trPr>
+              <w:tc>
+                <w:tcPr>
+                  <w:tcW w:w="5120" w:type="dxa"/>
+                  <w:tcBorders>
+                    <w:top w:val="none" w:sz="0" w:space="0" w:color="auto"/>
+                    <w:left w:val="none" w:sz="0" w:space="0" w:color="auto"/>
+                    <w:bottom w:val="none" w:sz="0" w:space="0" w:color="auto"/>
+                    <w:right w:val="none" w:sz="0" w:space="0" w:color="auto"/>
+                  </w:tcBorders>
+                </w:tcPr>
+                <w:p>
+                  <w:pPr>
+                    <w:spacing w:before="60" w:after="60" w:line="240" w:lineRule="auto"/>
+                    <w:rPr>
+                      <w:rFonts w:ascii="Bookman Old Style" w:hAnsi="Bookman Old Style"/>
+                    </w:rPr>
+                  </w:pPr>
+                  <w:r>
+                    <w:rPr>
+                      <w:rFonts w:ascii="Bookman Old Style" w:hAnsi="Bookman Old Style"/>
+                    </w:rPr>
+                    <w:t xml:space="preserve">Occupation: </w:t>
+                  </w:r>
+                  <w:r>
+                    <w:rPr>
+                      <w:rFonts w:ascii="SimSun" w:hAnsi="SimSun" w:eastAsia="SimSun" w:cs="SimSun"/>
+                      <w:sz w:val="24"/>
+                      <w:szCs w:val="24"/>
+                    </w:rPr>
+                    <w:t>{fatherOccupation}</w:t>
+                  </w:r>
+                </w:p>
+              </w:tc>
+              <w:tc>
+                <w:tcPr>
+                  <w:tcW w:w="5120" w:type="dxa"/>
+                  <w:tcBorders>
+                    <w:top w:val="none" w:sz="0" w:space="0" w:color="auto"/>
+                    <w:left w:val="none" w:sz="0" w:space="0" w:color="auto"/>
+                    <w:bottom w:val="none" w:sz="0" w:space="0" w:color="auto"/>
+                    <w:right w:val="none" w:sz="0" w:space="0" w:color="auto"/>
+                  </w:tcBorders>
+                </w:tcPr>
+                <w:p>
+                  <w:pPr>
+                    <w:spacing w:before="60" w:after="60" w:line="240" w:lineRule="auto"/>
+                    <w:rPr>
+                      <w:rFonts w:ascii="Bookman Old Style" w:hAnsi="Bookman Old Style"/>
+                    </w:rPr>
+                  </w:pPr>
+                  <w:r>
+                    <w:rPr>
+                      <w:rFonts w:ascii="Bookman Old Style" w:hAnsi="Bookman Old Style"/>
+                    </w:rPr>
+                    <w:t xml:space="preserve">Occupation: </w:t>
+                  </w:r>
+                  <w:r>
+                    <w:rPr>
+                      <w:rFonts w:ascii="SimSun" w:hAnsi="SimSun" w:eastAsia="SimSun" w:cs="SimSun"/>
+                      <w:sz w:val="24"/>
+                      <w:szCs w:val="24"/>
+                    </w:rPr>
+                    <w:t>{motherOccupation}</w:t>
+                  </w:r>
+                </w:p>
+              </w:tc>
+            </w:tr>
+            <w:tr>
+              <w:trPr>
+                <w:cantSplit/>
+              </w:trPr>
+              <w:tc>
+                <w:tcPr>
+                  <w:tcW w:w="5120" w:type="dxa"/>
+                  <w:tcBorders>
+                    <w:top w:val="none" w:sz="0" w:space="0" w:color="auto"/>
+                    <w:left w:val="none" w:sz="0" w:space="0" w:color="auto"/>
+                    <w:bottom w:val="none" w:sz="0" w:space="0" w:color="auto"/>
+                    <w:right w:val="none" w:sz="0" w:space="0" w:color="auto"/>
+                  </w:tcBorders>
+                </w:tcPr>
+                <w:p>
+                  <w:pPr>
+                    <w:spacing w:before="60" w:after="60" w:line="240" w:lineRule="auto"/>
+                    <w:rPr>
+                      <w:rFonts w:ascii="Bookman Old Style" w:hAnsi="Bookman Old Style"/>
+                    </w:rPr>
+                  </w:pPr>
+                  <w:r>
+                    <w:rPr>
+                      <w:rFonts w:ascii="Bookman Old Style" w:hAnsi="Bookman Old Style"/>
+                    </w:rPr>
+                    <w:t xml:space="preserve">Contact Number: </w:t>
+                  </w:r>
+                  <w:r>
+                    <w:rPr>
+                      <w:rFonts w:ascii="SimSun" w:hAnsi="SimSun" w:eastAsia="SimSun" w:cs="SimSun"/>
+                      <w:sz w:val="24"/>
+                      <w:szCs w:val="24"/>
+                    </w:rPr>
+                    <w:t>{fatherContact}</w:t>
+                  </w:r>
+                </w:p>
+              </w:tc>
+              <w:tc>
+                <w:tcPr>
+                  <w:tcW w:w="5120" w:type="dxa"/>
+                  <w:tcBorders>
+                    <w:top w:val="none" w:sz="0" w:space="0" w:color="auto"/>
+                    <w:left w:val="none" w:sz="0" w:space="0" w:color="auto"/>
+                    <w:bottom w:val="none" w:sz="0" w:space="0" w:color="auto"/>
+                    <w:right w:val="none" w:sz="0" w:space="0" w:color="auto"/>
+                  </w:tcBorders>
+                </w:tcPr>
+                <w:p>
+                  <w:pPr>
+                    <w:spacing w:before="60" w:after="60" w:line="240" w:lineRule="auto"/>
+                    <w:rPr>
+                      <w:rFonts w:ascii="Bookman Old Style" w:hAnsi="Bookman Old Style"/>
+                    </w:rPr>
+                  </w:pPr>
+                  <w:r>
+                    <w:rPr>
+                      <w:rFonts w:ascii="Bookman Old Style" w:hAnsi="Bookman Old Style"/>
+                    </w:rPr>
+                    <w:t xml:space="preserve">Contact Number: </w:t>
+                  </w:r>
+                  <w:r>
+                    <w:rPr>
+                      <w:rFonts w:ascii="SimSun" w:hAnsi="SimSun" w:eastAsia="SimSun" w:cs="SimSun"/>
+                      <w:sz w:val="24"/>
+                      <w:szCs w:val="24"/>
+                    </w:rPr>
+                    <w:t>{motherContact}</w:t>
+                  </w:r>
+                </w:p>
+              </w:tc>
+            </w:tr>
+          </w:tbl>
           <w:p>
             <w:pPr>
-              <w:spacing w:before="120" w:after="0" w:line="240" w:lineRule="auto"/>
-              <w:rPr>
-                <w:rFonts w:ascii="Bookman Old Style" w:hAnsi="Bookman Old Style"/>
-              </w:rPr>
-            </w:pPr>
-            <w:r>
-              <w:rPr>
-                <w:rFonts w:ascii="Bookman Old Style" w:hAnsi="Bookman Old Style"/>
-              </w:rPr>
-              <w:t xml:space="preserve">Father’s Name: </w:t>
-            </w:r>
-            <w:r>
-              <w:rPr>
-                <w:rFonts w:ascii="SimSun" w:hAnsi="SimSun" w:eastAsia="SimSun" w:cs="SimSun"/>
-                <w:sz w:val="24"/>
-                <w:szCs w:val="24"/>
-              </w:rPr>
-              <w:t>{fatherName}</w:t>
-            </w:r>
-            <w:r>
-              <w:rPr>
-                <w:rFonts w:hint="default" w:ascii="SimSun" w:hAnsi="SimSun" w:eastAsia="SimSun" w:cs="SimSun"/>
-                <w:sz w:val="24"/>
-                <w:szCs w:val="24"/>
-                <w:lang w:val="en-US"/>
-              </w:rPr>
-              <w:t xml:space="preserve">                        </w:t>
-            </w:r>
-            <w:r>
-              <w:rPr>
-                <w:rFonts w:ascii="Bookman Old Style" w:hAnsi="Bookman Old Style"/>
-              </w:rPr>
-              <w:t xml:space="preserve">  Occupation: </w:t>
-            </w:r>
-            <w:r>
-              <w:rPr>
-                <w:rFonts w:ascii="SimSun" w:hAnsi="SimSun" w:eastAsia="SimSun" w:cs="SimSun"/>
-                <w:sz w:val="24"/>
-                <w:szCs w:val="24"/>
-              </w:rPr>
-              <w:t>{fatherOccupation}</w:t>
-            </w:r>
-          </w:p>
-          <w:p>
-            <w:pPr>
-              <w:spacing w:before="120" w:after="0" w:line="240" w:lineRule="auto"/>
-              <w:rPr>
-                <w:rFonts w:ascii="Bookman Old Style" w:hAnsi="Bookman Old Style"/>
-              </w:rPr>
-            </w:pPr>
-            <w:r>
-              <w:rPr>
-                <w:rFonts w:ascii="Bookman Old Style" w:hAnsi="Bookman Old Style"/>
-              </w:rPr>
-              <w:t>Contact Number:</w:t>
-            </w:r>
-            <w:r>
-              <w:rPr>
-                <w:rFonts w:ascii="SimSun" w:hAnsi="SimSun" w:eastAsia="SimSun" w:cs="SimSun"/>
-                <w:sz w:val="24"/>
-                <w:szCs w:val="24"/>
-              </w:rPr>
-              <w:t>{fatherContact}</w:t>
-            </w:r>
-          </w:p>
-          <w:p>
-            <w:pPr>
-              <w:spacing w:before="120" w:after="0" w:line="240" w:lineRule="auto"/>
-              <w:rPr>
-                <w:rFonts w:ascii="Bookman Old Style" w:hAnsi="Bookman Old Style"/>
-              </w:rPr>
-            </w:pPr>
-            <w:r>
-              <w:rPr>
-                <w:rFonts w:ascii="Bookman Old Style" w:hAnsi="Bookman Old Style"/>
-              </w:rPr>
-              <w:t xml:space="preserve">Mother’s Maiden Name: </w:t>
-            </w:r>
-            <w:r>
-              <w:rPr>
-                <w:rFonts w:ascii="SimSun" w:hAnsi="SimSun" w:eastAsia="SimSun" w:cs="SimSun"/>
-                <w:sz w:val="24"/>
-                <w:szCs w:val="24"/>
-              </w:rPr>
-              <w:t>{motherName}</w:t>
-            </w:r>
-            <w:r>
-              <w:rPr>
-                <w:rFonts w:hint="default" w:ascii="SimSun" w:hAnsi="SimSun" w:eastAsia="SimSun" w:cs="SimSun"/>
-                <w:sz w:val="24"/>
-                <w:szCs w:val="24"/>
-                <w:lang w:val="en-US"/>
-              </w:rPr>
-              <w:t xml:space="preserve">                 </w:t>
-            </w:r>
-            <w:r>
-              <w:rPr>
-                <w:rFonts w:ascii="Bookman Old Style" w:hAnsi="Bookman Old Style"/>
-              </w:rPr>
-              <w:t xml:space="preserve">  Occupation: </w:t>
-            </w:r>
-            <w:r>
-              <w:rPr>
-                <w:rFonts w:ascii="SimSun" w:hAnsi="SimSun" w:eastAsia="SimSun" w:cs="SimSun"/>
-                <w:sz w:val="24"/>
-                <w:szCs w:val="24"/>
-              </w:rPr>
-              <w:t>{motherOccupation}</w:t>
-            </w:r>
-          </w:p>
-          <w:p>
-            <w:pPr>
-              <w:spacing w:before="120" w:after="0" w:line="240" w:lineRule="auto"/>
-              <w:rPr>
-                <w:rFonts w:hint="default" w:ascii="Bookman Old Style" w:hAnsi="Bookman Old Style"/>
-                <w:lang w:val="en-US"/>
-              </w:rPr>
-            </w:pPr>
-            <w:r>
-              <w:rPr>
-                <w:rFonts w:ascii="Bookman Old Style" w:hAnsi="Bookman Old Style"/>
-              </w:rPr>
-              <w:t>Contact Number:</w:t>
-            </w:r>
-            <w:r>
-              <w:rPr>
-                <w:rFonts w:hint="default" w:ascii="Bookman Old Style" w:hAnsi="Bookman Old Style"/>
-                <w:lang w:val="en-US"/>
-              </w:rPr>
-              <w:t xml:space="preserve"> </w:t>
-            </w:r>
-            <w:r>
-              <w:rPr>
-                <w:rFonts w:ascii="SimSun" w:hAnsi="SimSun" w:eastAsia="SimSun" w:cs="SimSun"/>
-                <w:sz w:val="24"/>
-                <w:szCs w:val="24"/>
-              </w:rPr>
-              <w:t>{motherContact}</w:t>
-            </w:r>
-          </w:p>
-          <w:p>
-            <w:pPr>
-              <w:spacing w:before="120" w:after="120" w:line="240" w:lineRule="auto"/>
+              <w:spacing w:before="60" w:after="120" w:line="240" w:lineRule="auto"/>
               <w:rPr>
                 <w:rFonts w:ascii="Bookman Old Style" w:hAnsi="Bookman Old Style"/>
               </w:rPr>
@@ -1095,225 +1446,324 @@
             <w:shd w:val="clear" w:color="auto" w:fill="FFFFFF" w:themeFill="background1"/>
             <w:vAlign w:val="center"/>
           </w:tcPr>
+          <w:tbl>
+            <w:tblPr>
+              <w:tblW w:w="10240" w:type="dxa"/>
+              <w:tblInd w:w="0" w:type="dxa"/>
+              <w:tblBorders>
+                <w:top w:val="none" w:sz="0" w:space="0" w:color="auto"/>
+                <w:left w:val="none" w:sz="0" w:space="0" w:color="auto"/>
+                <w:bottom w:val="none" w:sz="0" w:space="0" w:color="auto"/>
+                <w:right w:val="none" w:sz="0" w:space="0" w:color="auto"/>
+                <w:insideH w:val="none" w:sz="0" w:space="0" w:color="auto"/>
+                <w:insideV w:val="none" w:sz="0" w:space="0" w:color="auto"/>
+              </w:tblBorders>
+              <w:tblLayout w:type="fixed"/>
+              <w:tblCellMar>
+                <w:top w:w="0" w:type="dxa"/>
+                <w:left w:w="0" w:type="dxa"/>
+                <w:bottom w:w="0" w:type="dxa"/>
+                <w:right w:w="0" w:type="dxa"/>
+              </w:tblCellMar>
+              <w:tblLook w:val="0000"/>
+            </w:tblPr>
+            <w:tblGrid>
+              <w:gridCol w:w="6600"/>
+              <w:gridCol w:w="3640"/>
+            </w:tblGrid>
+            <w:tr>
+              <w:trPr>
+                <w:cantSplit/>
+              </w:trPr>
+              <w:tc>
+                <w:tcPr>
+                  <w:tcW w:w="6600" w:type="dxa"/>
+                  <w:tcBorders>
+                    <w:top w:val="none" w:sz="0" w:space="0" w:color="auto"/>
+                    <w:left w:val="none" w:sz="0" w:space="0" w:color="auto"/>
+                    <w:bottom w:val="none" w:sz="0" w:space="0" w:color="auto"/>
+                    <w:right w:val="none" w:sz="0" w:space="0" w:color="auto"/>
+                  </w:tcBorders>
+                </w:tcPr>
+                <w:p>
+                  <w:pPr>
+                    <w:spacing w:before="60" w:after="60" w:line="240" w:lineRule="auto"/>
+                    <w:rPr>
+                      <w:rFonts w:ascii="Bookman Old Style" w:hAnsi="Bookman Old Style"/>
+                    </w:rPr>
+                  </w:pPr>
+                  <w:r>
+                    <w:rPr>
+                      <w:rFonts w:ascii="Bookman Old Style" w:hAnsi="Bookman Old Style"/>
+                    </w:rPr>
+                    <w:t xml:space="preserve">Elementary: </w:t>
+                  </w:r>
+                  <w:r>
+                    <w:rPr>
+                      <w:rFonts w:ascii="SimSun" w:hAnsi="SimSun" w:eastAsia="SimSun" w:cs="SimSun"/>
+                      <w:sz w:val="24"/>
+                      <w:szCs w:val="24"/>
+                    </w:rPr>
+                    <w:t>{elemSchool}</w:t>
+                  </w:r>
+                </w:p>
+              </w:tc>
+              <w:tc>
+                <w:tcPr>
+                  <w:tcW w:w="3640" w:type="dxa"/>
+                  <w:tcBorders>
+                    <w:top w:val="none" w:sz="0" w:space="0" w:color="auto"/>
+                    <w:left w:val="none" w:sz="0" w:space="0" w:color="auto"/>
+                    <w:bottom w:val="none" w:sz="0" w:space="0" w:color="auto"/>
+                    <w:right w:val="none" w:sz="0" w:space="0" w:color="auto"/>
+                  </w:tcBorders>
+                </w:tcPr>
+                <w:p>
+                  <w:pPr>
+                    <w:spacing w:before="60" w:after="60" w:line="240" w:lineRule="auto"/>
+                    <w:rPr>
+                      <w:rFonts w:ascii="Bookman Old Style" w:hAnsi="Bookman Old Style"/>
+                    </w:rPr>
+                  </w:pPr>
+                  <w:r>
+                    <w:rPr>
+                      <w:rFonts w:ascii="Bookman Old Style" w:hAnsi="Bookman Old Style"/>
+                    </w:rPr>
+                    <w:t xml:space="preserve">Year Graduated: </w:t>
+                  </w:r>
+                  <w:r>
+                    <w:rPr>
+                      <w:rFonts w:ascii="SimSun" w:hAnsi="SimSun" w:eastAsia="SimSun" w:cs="SimSun"/>
+                      <w:sz w:val="24"/>
+                      <w:szCs w:val="24"/>
+                    </w:rPr>
+                    <w:t>{elemYear}</w:t>
+                  </w:r>
+                </w:p>
+              </w:tc>
+            </w:tr>
+            <w:tr>
+              <w:trPr>
+                <w:cantSplit/>
+              </w:trPr>
+              <w:tc>
+                <w:tcPr>
+                  <w:tcW w:w="6600" w:type="dxa"/>
+                  <w:tcBorders>
+                    <w:top w:val="none" w:sz="0" w:space="0" w:color="auto"/>
+                    <w:left w:val="none" w:sz="0" w:space="0" w:color="auto"/>
+                    <w:bottom w:val="none" w:sz="0" w:space="0" w:color="auto"/>
+                    <w:right w:val="none" w:sz="0" w:space="0" w:color="auto"/>
+                  </w:tcBorders>
+                </w:tcPr>
+                <w:p>
+                  <w:pPr>
+                    <w:spacing w:before="60" w:after="60" w:line="240" w:lineRule="auto"/>
+                    <w:rPr>
+                      <w:rFonts w:ascii="Bookman Old Style" w:hAnsi="Bookman Old Style"/>
+                    </w:rPr>
+                  </w:pPr>
+                  <w:r>
+                    <w:rPr>
+                      <w:rFonts w:ascii="Bookman Old Style" w:hAnsi="Bookman Old Style"/>
+                    </w:rPr>
+                    <w:t xml:space="preserve">High School: </w:t>
+                  </w:r>
+                  <w:r>
+                    <w:rPr>
+                      <w:rFonts w:ascii="SimSun" w:hAnsi="SimSun" w:eastAsia="SimSun" w:cs="SimSun"/>
+                      <w:sz w:val="24"/>
+                      <w:szCs w:val="24"/>
+                    </w:rPr>
+                    <w:t>{hsSchool}</w:t>
+                  </w:r>
+                </w:p>
+              </w:tc>
+              <w:tc>
+                <w:tcPr>
+                  <w:tcW w:w="3640" w:type="dxa"/>
+                  <w:tcBorders>
+                    <w:top w:val="none" w:sz="0" w:space="0" w:color="auto"/>
+                    <w:left w:val="none" w:sz="0" w:space="0" w:color="auto"/>
+                    <w:bottom w:val="none" w:sz="0" w:space="0" w:color="auto"/>
+                    <w:right w:val="none" w:sz="0" w:space="0" w:color="auto"/>
+                  </w:tcBorders>
+                </w:tcPr>
+                <w:p>
+                  <w:pPr>
+                    <w:spacing w:before="60" w:after="60" w:line="240" w:lineRule="auto"/>
+                    <w:rPr>
+                      <w:rFonts w:ascii="Bookman Old Style" w:hAnsi="Bookman Old Style"/>
+                    </w:rPr>
+                  </w:pPr>
+                  <w:r>
+                    <w:rPr>
+                      <w:rFonts w:ascii="Bookman Old Style" w:hAnsi="Bookman Old Style"/>
+                    </w:rPr>
+                    <w:t xml:space="preserve">Year Graduated: </w:t>
+                  </w:r>
+                  <w:r>
+                    <w:rPr>
+                      <w:rFonts w:ascii="SimSun" w:hAnsi="SimSun" w:eastAsia="SimSun" w:cs="SimSun"/>
+                      <w:sz w:val="24"/>
+                      <w:szCs w:val="24"/>
+                    </w:rPr>
+                    <w:t>{hsYear}</w:t>
+                  </w:r>
+                </w:p>
+              </w:tc>
+            </w:tr>
+            <w:tr>
+              <w:trPr>
+                <w:cantSplit/>
+              </w:trPr>
+              <w:tc>
+                <w:tcPr>
+                  <w:tcW w:w="6600" w:type="dxa"/>
+                  <w:tcBorders>
+                    <w:top w:val="none" w:sz="0" w:space="0" w:color="auto"/>
+                    <w:left w:val="none" w:sz="0" w:space="0" w:color="auto"/>
+                    <w:bottom w:val="none" w:sz="0" w:space="0" w:color="auto"/>
+                    <w:right w:val="none" w:sz="0" w:space="0" w:color="auto"/>
+                  </w:tcBorders>
+                </w:tcPr>
+                <w:p>
+                  <w:pPr>
+                    <w:spacing w:before="60" w:after="60" w:line="240" w:lineRule="auto"/>
+                    <w:rPr>
+                      <w:rFonts w:ascii="Bookman Old Style" w:hAnsi="Bookman Old Style"/>
+                    </w:rPr>
+                  </w:pPr>
+                  <w:r>
+                    <w:rPr>
+                      <w:rFonts w:ascii="Bookman Old Style" w:hAnsi="Bookman Old Style"/>
+                    </w:rPr>
+                    <w:t xml:space="preserve">College: </w:t>
+                  </w:r>
+                  <w:r>
+                    <w:rPr>
+                      <w:rFonts w:ascii="SimSun" w:hAnsi="SimSun" w:eastAsia="SimSun" w:cs="SimSun"/>
+                      <w:sz w:val="24"/>
+                      <w:szCs w:val="24"/>
+                    </w:rPr>
+                    <w:t>{collegeSchool}</w:t>
+                  </w:r>
+                </w:p>
+              </w:tc>
+              <w:tc>
+                <w:tcPr>
+                  <w:tcW w:w="3640" w:type="dxa"/>
+                  <w:tcBorders>
+                    <w:top w:val="none" w:sz="0" w:space="0" w:color="auto"/>
+                    <w:left w:val="none" w:sz="0" w:space="0" w:color="auto"/>
+                    <w:bottom w:val="none" w:sz="0" w:space="0" w:color="auto"/>
+                    <w:right w:val="none" w:sz="0" w:space="0" w:color="auto"/>
+                  </w:tcBorders>
+                </w:tcPr>
+                <w:p>
+                  <w:pPr>
+                    <w:spacing w:before="60" w:after="60" w:line="240" w:lineRule="auto"/>
+                    <w:rPr>
+                      <w:rFonts w:ascii="Bookman Old Style" w:hAnsi="Bookman Old Style"/>
+                    </w:rPr>
+                  </w:pPr>
+                  <w:r>
+                    <w:rPr>
+                      <w:rFonts w:ascii="Bookman Old Style" w:hAnsi="Bookman Old Style"/>
+                    </w:rPr>
+                    <w:t xml:space="preserve">Year Graduated: </w:t>
+                  </w:r>
+                  <w:r>
+                    <w:rPr>
+                      <w:rFonts w:ascii="SimSun" w:hAnsi="SimSun" w:eastAsia="SimSun" w:cs="SimSun"/>
+                      <w:sz w:val="24"/>
+                      <w:szCs w:val="24"/>
+                    </w:rPr>
+                    <w:t>{collegeYear}</w:t>
+                  </w:r>
+                </w:p>
+              </w:tc>
+            </w:tr>
+            <w:tr>
+              <w:trPr>
+                <w:cantSplit/>
+              </w:trPr>
+              <w:tc>
+                <w:tcPr>
+                  <w:tcW w:w="6600" w:type="dxa"/>
+                  <w:tcBorders>
+                    <w:top w:val="none" w:sz="0" w:space="0" w:color="auto"/>
+                    <w:left w:val="none" w:sz="0" w:space="0" w:color="auto"/>
+                    <w:bottom w:val="none" w:sz="0" w:space="0" w:color="auto"/>
+                    <w:right w:val="none" w:sz="0" w:space="0" w:color="auto"/>
+                  </w:tcBorders>
+                </w:tcPr>
+                <w:p>
+                  <w:pPr>
+                    <w:spacing w:before="60" w:after="60" w:line="240" w:lineRule="auto"/>
+                    <w:rPr>
+                      <w:rFonts w:ascii="Bookman Old Style" w:hAnsi="Bookman Old Style"/>
+                    </w:rPr>
+                  </w:pPr>
+                  <w:r>
+                    <w:rPr>
+                      <w:rFonts w:ascii="Bookman Old Style" w:hAnsi="Bookman Old Style"/>
+                    </w:rPr>
+                    <w:t xml:space="preserve">Vocational: </w:t>
+                  </w:r>
+                  <w:r>
+                    <w:rPr>
+                      <w:rFonts w:ascii="SimSun" w:hAnsi="SimSun" w:eastAsia="SimSun" w:cs="SimSun"/>
+                      <w:sz w:val="24"/>
+                      <w:szCs w:val="24"/>
+                    </w:rPr>
+                    <w:t>{vocSchool}</w:t>
+                  </w:r>
+                </w:p>
+              </w:tc>
+              <w:tc>
+                <w:tcPr>
+                  <w:tcW w:w="3640" w:type="dxa"/>
+                  <w:tcBorders>
+                    <w:top w:val="none" w:sz="0" w:space="0" w:color="auto"/>
+                    <w:left w:val="none" w:sz="0" w:space="0" w:color="auto"/>
+                    <w:bottom w:val="none" w:sz="0" w:space="0" w:color="auto"/>
+                    <w:right w:val="none" w:sz="0" w:space="0" w:color="auto"/>
+                  </w:tcBorders>
+                </w:tcPr>
+                <w:p>
+                  <w:pPr>
+                    <w:spacing w:before="60" w:after="60" w:line="240" w:lineRule="auto"/>
+                    <w:rPr>
+                      <w:rFonts w:ascii="Bookman Old Style" w:hAnsi="Bookman Old Style"/>
+                    </w:rPr>
+                  </w:pPr>
+                  <w:r>
+                    <w:rPr>
+                      <w:rFonts w:ascii="Bookman Old Style" w:hAnsi="Bookman Old Style"/>
+                    </w:rPr>
+                    <w:t xml:space="preserve">Year Graduated: </w:t>
+                  </w:r>
+                  <w:r>
+                    <w:rPr>
+                      <w:rFonts w:ascii="SimSun" w:hAnsi="SimSun" w:eastAsia="SimSun" w:cs="SimSun"/>
+                      <w:sz w:val="24"/>
+                      <w:szCs w:val="24"/>
+                    </w:rPr>
+                    <w:t>{vocYear}</w:t>
+                  </w:r>
+                </w:p>
+              </w:tc>
+            </w:tr>
+          </w:tbl>
           <w:p>
             <w:pPr>
-              <w:spacing w:before="120" w:after="120" w:line="240" w:lineRule="auto"/>
+              <w:spacing w:before="0" w:after="0" w:line="20" w:lineRule="exact"/>
               <w:rPr>
-                <w:rFonts w:ascii="Bookman Old Style" w:hAnsi="Bookman Old Style"/>
+                <w:sz w:val="2"/>
+                <w:szCs w:val="2"/>
               </w:rPr>
             </w:pPr>
-            <w:r>
-              <w:rPr>
-                <w:rFonts w:ascii="Bookman Old Style" w:hAnsi="Bookman Old Style"/>
-              </w:rPr>
-              <w:t xml:space="preserve">Elementary: </w:t>
-            </w:r>
-            <w:r>
-              <w:rPr>
-                <w:rFonts w:ascii="SimSun" w:hAnsi="SimSun" w:eastAsia="SimSun" w:cs="SimSun"/>
-                <w:sz w:val="24"/>
-                <w:szCs w:val="24"/>
-              </w:rPr>
-              <w:t>{elemSchool}</w:t>
-            </w:r>
-            <w:r>
-              <w:rPr>
-                <w:rFonts w:hint="default" w:ascii="SimSun" w:hAnsi="SimSun" w:eastAsia="SimSun" w:cs="SimSun"/>
-                <w:sz w:val="24"/>
-                <w:szCs w:val="24"/>
-                <w:lang w:val="en-US"/>
-              </w:rPr>
-              <w:t xml:space="preserve">                                </w:t>
-            </w:r>
-            <w:r>
-              <w:rPr>
-                <w:rFonts w:ascii="Bookman Old Style" w:hAnsi="Bookman Old Style"/>
-              </w:rPr>
-              <w:t xml:space="preserve"> </w:t>
-            </w:r>
-            <w:r>
-              <w:rPr>
-                <w:rFonts w:hint="default" w:ascii="Bookman Old Style" w:hAnsi="Bookman Old Style"/>
-                <w:lang w:val="en-US"/>
-              </w:rPr>
-              <w:t xml:space="preserve"> </w:t>
-            </w:r>
-            <w:r>
-              <w:rPr>
-                <w:rFonts w:ascii="Bookman Old Style" w:hAnsi="Bookman Old Style"/>
-              </w:rPr>
-              <w:t xml:space="preserve">Year Graduated: </w:t>
-            </w:r>
-            <w:r>
-              <w:rPr>
-                <w:rFonts w:ascii="SimSun" w:hAnsi="SimSun" w:eastAsia="SimSun" w:cs="SimSun"/>
-                <w:sz w:val="24"/>
-                <w:szCs w:val="24"/>
-              </w:rPr>
-              <w:t>{elemYear}</w:t>
-            </w:r>
-          </w:p>
-          <w:p>
-            <w:pPr>
-              <w:spacing w:after="0" w:line="240" w:lineRule="auto"/>
-              <w:rPr>
-                <w:rFonts w:hint="default" w:ascii="Bookman Old Style" w:hAnsi="Bookman Old Style"/>
-                <w:lang w:val="en-US"/>
-              </w:rPr>
-            </w:pPr>
-            <w:r>
-              <w:rPr>
-                <w:rFonts w:ascii="Bookman Old Style" w:hAnsi="Bookman Old Style"/>
-              </w:rPr>
-              <w:t>High School:</w:t>
-            </w:r>
-            <w:r>
-              <w:rPr>
-                <w:rFonts w:hint="default" w:ascii="Bookman Old Style" w:hAnsi="Bookman Old Style"/>
-                <w:lang w:val="en-US"/>
-              </w:rPr>
-              <w:t xml:space="preserve"> </w:t>
-            </w:r>
-            <w:r>
-              <w:rPr>
-                <w:rFonts w:ascii="SimSun" w:hAnsi="SimSun" w:eastAsia="SimSun" w:cs="SimSun"/>
-                <w:sz w:val="24"/>
-                <w:szCs w:val="24"/>
-              </w:rPr>
-              <w:t>{hsSchool}</w:t>
-            </w:r>
-            <w:r>
-              <w:rPr>
-                <w:rFonts w:ascii="Bookman Old Style" w:hAnsi="Bookman Old Style"/>
-              </w:rPr>
-              <w:t xml:space="preserve"> </w:t>
-            </w:r>
-            <w:r>
-              <w:rPr>
-                <w:rFonts w:hint="default" w:ascii="Bookman Old Style" w:hAnsi="Bookman Old Style"/>
-                <w:lang w:val="en-US"/>
-              </w:rPr>
-              <w:t xml:space="preserve">                                                          </w:t>
-            </w:r>
-            <w:r>
-              <w:rPr>
-                <w:rFonts w:ascii="Bookman Old Style" w:hAnsi="Bookman Old Style"/>
-              </w:rPr>
-              <w:t>Year Graduated:</w:t>
-            </w:r>
-            <w:r>
-              <w:rPr>
-                <w:rFonts w:hint="default" w:ascii="Bookman Old Style" w:hAnsi="Bookman Old Style"/>
-                <w:lang w:val="en-US"/>
-              </w:rPr>
-              <w:t xml:space="preserve"> </w:t>
-            </w:r>
-            <w:r>
-              <w:rPr>
-                <w:rFonts w:ascii="SimSun" w:hAnsi="SimSun" w:eastAsia="SimSun" w:cs="SimSun"/>
-                <w:sz w:val="24"/>
-                <w:szCs w:val="24"/>
-              </w:rPr>
-              <w:t>{hsYear}</w:t>
-            </w:r>
-          </w:p>
-          <w:p>
-            <w:pPr>
-              <w:spacing w:before="120" w:after="0" w:line="240" w:lineRule="auto"/>
-              <w:rPr>
-                <w:rFonts w:ascii="Bookman Old Style" w:hAnsi="Bookman Old Style"/>
-              </w:rPr>
-            </w:pPr>
-            <w:r>
-              <w:rPr>
-                <w:rFonts w:ascii="Bookman Old Style" w:hAnsi="Bookman Old Style"/>
-              </w:rPr>
-              <w:t xml:space="preserve">College: </w:t>
-            </w:r>
-            <w:r>
-              <w:rPr>
-                <w:rFonts w:ascii="SimSun" w:hAnsi="SimSun" w:eastAsia="SimSun" w:cs="SimSun"/>
-                <w:sz w:val="24"/>
-                <w:szCs w:val="24"/>
-              </w:rPr>
-              <w:t>{collegeSchool}</w:t>
-            </w:r>
-            <w:r>
-              <w:rPr>
-                <w:rFonts w:ascii="Bookman Old Style" w:hAnsi="Bookman Old Style"/>
-              </w:rPr>
-              <w:t xml:space="preserve">  </w:t>
-            </w:r>
-            <w:r>
-              <w:rPr>
-                <w:rFonts w:hint="default" w:ascii="Bookman Old Style" w:hAnsi="Bookman Old Style"/>
-                <w:lang w:val="en-US"/>
-              </w:rPr>
-              <w:t xml:space="preserve">                                                        </w:t>
-            </w:r>
-            <w:r>
-              <w:rPr>
-                <w:rFonts w:ascii="Bookman Old Style" w:hAnsi="Bookman Old Style"/>
-              </w:rPr>
-              <w:t xml:space="preserve">Year Graduated: </w:t>
-            </w:r>
-            <w:r>
-              <w:rPr>
-                <w:rFonts w:ascii="SimSun" w:hAnsi="SimSun" w:eastAsia="SimSun" w:cs="SimSun"/>
-                <w:sz w:val="24"/>
-                <w:szCs w:val="24"/>
-              </w:rPr>
-              <w:t>{collegeYear}</w:t>
-            </w:r>
-          </w:p>
-          <w:p>
-            <w:pPr>
-              <w:spacing w:before="120" w:after="120" w:line="240" w:lineRule="auto"/>
-              <w:rPr>
-                <w:rFonts w:ascii="Bookman Old Style" w:hAnsi="Bookman Old Style"/>
-              </w:rPr>
-            </w:pPr>
-            <w:r>
-              <w:rPr>
-                <w:rFonts w:ascii="Bookman Old Style" w:hAnsi="Bookman Old Style"/>
-              </w:rPr>
-              <w:t xml:space="preserve">Vocational: </w:t>
-            </w:r>
-            <w:r>
-              <w:rPr>
-                <w:rFonts w:ascii="SimSun" w:hAnsi="SimSun" w:eastAsia="SimSun" w:cs="SimSun"/>
-                <w:sz w:val="24"/>
-                <w:szCs w:val="24"/>
-              </w:rPr>
-              <w:t>{vocSchool}</w:t>
-            </w:r>
-            <w:r>
-              <w:rPr>
-                <w:rFonts w:ascii="Bookman Old Style" w:hAnsi="Bookman Old Style"/>
-              </w:rPr>
-              <w:t xml:space="preserve">  </w:t>
-            </w:r>
-            <w:r>
-              <w:rPr>
-                <w:rFonts w:hint="default" w:ascii="Bookman Old Style" w:hAnsi="Bookman Old Style"/>
-                <w:lang w:val="en-US"/>
-              </w:rPr>
-              <w:t xml:space="preserve">                                                          </w:t>
-            </w:r>
-            <w:r>
-              <w:rPr>
-                <w:rFonts w:ascii="Bookman Old Style" w:hAnsi="Bookman Old Style"/>
-              </w:rPr>
-              <w:t>Year Graduated:</w:t>
-            </w:r>
-            <w:r>
-              <w:rPr>
-                <w:rFonts w:ascii="SimSun" w:hAnsi="SimSun" w:eastAsia="SimSun" w:cs="SimSun"/>
-                <w:sz w:val="24"/>
-                <w:szCs w:val="24"/>
-              </w:rPr>
-              <w:t>{vocYear}</w:t>
-            </w:r>
           </w:p>
         </w:tc>
       </w:tr>
@@ -1340,294 +1790,294 @@
         <w:t>** Note: Participate and attend the activities, projects, and programs of the Sangguniang Kabataan upon the invitation of any of the SK Officials. – Barangay Ordinance No. 01 – 2022</w:t>
       </w:r>
     </w:p>
+    <w:tbl>
+      <w:tblPr>
+        <w:tblW w:w="10466" w:type="dxa"/>
+        <w:tblInd w:w="0" w:type="dxa"/>
+        <w:tblBorders>
+          <w:top w:val="none" w:sz="0" w:space="0" w:color="auto"/>
+          <w:left w:val="none" w:sz="0" w:space="0" w:color="auto"/>
+          <w:bottom w:val="none" w:sz="0" w:space="0" w:color="auto"/>
+          <w:right w:val="none" w:sz="0" w:space="0" w:color="auto"/>
+          <w:insideH w:val="none" w:sz="0" w:space="0" w:color="auto"/>
+          <w:insideV w:val="none" w:sz="0" w:space="0" w:color="auto"/>
+        </w:tblBorders>
+        <w:tblLayout w:type="fixed"/>
+        <w:tblCellMar>
+          <w:top w:w="0" w:type="dxa"/>
+          <w:left w:w="0" w:type="dxa"/>
+          <w:bottom w:w="0" w:type="dxa"/>
+          <w:right w:w="0" w:type="dxa"/>
+        </w:tblCellMar>
+        <w:tblLook w:val="0000"/>
+      </w:tblPr>
+      <w:tblGrid>
+        <w:gridCol w:w="5233"/>
+        <w:gridCol w:w="5233"/>
+      </w:tblGrid>
+      <w:tr>
+        <w:trPr>
+          <w:cantSplit/>
+        </w:trPr>
+        <w:tc>
+          <w:tcPr>
+            <w:tcW w:w="5233" w:type="dxa"/>
+            <w:tcBorders>
+              <w:top w:val="none" w:sz="0" w:space="0" w:color="auto"/>
+              <w:left w:val="none" w:sz="0" w:space="0" w:color="auto"/>
+              <w:bottom w:val="none" w:sz="0" w:space="0" w:color="auto"/>
+              <w:right w:val="none" w:sz="0" w:space="0" w:color="auto"/>
+            </w:tcBorders>
+          </w:tcPr>
+          <w:p>
+            <w:pPr>
+              <w:spacing w:before="0" w:after="0"/>
+            </w:pPr>
+          </w:p>
+        </w:tc>
+        <w:tc>
+          <w:tcPr>
+            <w:tcW w:w="5233" w:type="dxa"/>
+            <w:tcBorders>
+              <w:top w:val="none" w:sz="0" w:space="0" w:color="auto"/>
+              <w:left w:val="none" w:sz="0" w:space="0" w:color="auto"/>
+              <w:bottom w:val="none" w:sz="0" w:space="0" w:color="auto"/>
+              <w:right w:val="none" w:sz="0" w:space="0" w:color="auto"/>
+            </w:tcBorders>
+          </w:tcPr>
+          <w:p>
+            <w:pPr>
+              <w:spacing w:before="0" w:after="0"/>
+            </w:pPr>
+            <w:r>
+              <w:rPr>
+                <w:rFonts w:ascii="Times New Roman" w:hAnsi="Times New Roman" w:cs="Times New Roman"/>
+                <w:sz w:val="24"/>
+                <w:szCs w:val="24"/>
+              </w:rPr>
+              <w:t xml:space="preserve">Verified by:</w:t>
+            </w:r>
+          </w:p>
+        </w:tc>
+      </w:tr>
+      <w:tr>
+        <w:trPr>
+          <w:cantSplit/>
+          <w:trHeight w:val="360" w:hRule="atLeast"/>
+        </w:trPr>
+        <w:tc>
+          <w:tcPr>
+            <w:tcW w:w="5233" w:type="dxa"/>
+            <w:tcBorders>
+              <w:top w:val="none" w:sz="0" w:space="0" w:color="auto"/>
+              <w:left w:val="none" w:sz="0" w:space="0" w:color="auto"/>
+              <w:bottom w:val="none" w:sz="0" w:space="0" w:color="auto"/>
+              <w:right w:val="none" w:sz="0" w:space="0" w:color="auto"/>
+            </w:tcBorders>
+          </w:tcPr>
+          <w:p>
+            <w:pPr>
+              <w:spacing w:before="0" w:after="0"/>
+            </w:pPr>
+          </w:p>
+        </w:tc>
+        <w:tc>
+          <w:tcPr>
+            <w:tcW w:w="5233" w:type="dxa"/>
+            <w:tcBorders>
+              <w:top w:val="none" w:sz="0" w:space="0" w:color="auto"/>
+              <w:left w:val="none" w:sz="0" w:space="0" w:color="auto"/>
+              <w:bottom w:val="none" w:sz="0" w:space="0" w:color="auto"/>
+              <w:right w:val="none" w:sz="0" w:space="0" w:color="auto"/>
+            </w:tcBorders>
+          </w:tcPr>
+          <w:p>
+            <w:pPr>
+              <w:spacing w:before="0" w:after="0"/>
+            </w:pPr>
+          </w:p>
+        </w:tc>
+      </w:tr>
+      <w:tr>
+        <w:trPr>
+          <w:cantSplit/>
+        </w:trPr>
+        <w:tc>
+          <w:tcPr>
+            <w:tcW w:w="5233" w:type="dxa"/>
+            <w:tcBorders>
+              <w:top w:val="none" w:sz="0" w:space="0" w:color="auto"/>
+              <w:left w:val="none" w:sz="0" w:space="0" w:color="auto"/>
+              <w:bottom w:val="none" w:sz="0" w:space="0" w:color="auto"/>
+              <w:right w:val="none" w:sz="0" w:space="0" w:color="auto"/>
+            </w:tcBorders>
+          </w:tcPr>
+          <w:p>
+            <w:pPr>
+              <w:spacing w:before="0" w:after="0"/>
+            </w:pPr>
+            <w:r>
+              <w:rPr>
+                <w:rFonts w:ascii="Times New Roman" w:hAnsi="Times New Roman" w:cs="Times New Roman"/>
+                <w:sz w:val="24"/>
+                <w:szCs w:val="24"/>
+              </w:rPr>
+              <w:t xml:space="preserve">_________________________________</w:t>
+            </w:r>
+          </w:p>
+        </w:tc>
+        <w:tc>
+          <w:tcPr>
+            <w:tcW w:w="5233" w:type="dxa"/>
+            <w:tcBorders>
+              <w:top w:val="none" w:sz="0" w:space="0" w:color="auto"/>
+              <w:left w:val="none" w:sz="0" w:space="0" w:color="auto"/>
+              <w:bottom w:val="none" w:sz="0" w:space="0" w:color="auto"/>
+              <w:right w:val="none" w:sz="0" w:space="0" w:color="auto"/>
+            </w:tcBorders>
+          </w:tcPr>
+          <w:p>
+            <w:pPr>
+              <w:spacing w:before="0" w:after="0"/>
+            </w:pPr>
+            <w:r>
+              <w:rPr>
+                <w:rFonts w:ascii="Times New Roman" w:hAnsi="Times New Roman" w:cs="Times New Roman"/>
+                <w:sz w:val="24"/>
+                <w:szCs w:val="24"/>
+              </w:rPr>
+              <w:t xml:space="preserve">{%applicantSignature}</w:t>
+            </w:r>
+          </w:p>
+        </w:tc>
+      </w:tr>
+      <w:tr>
+        <w:trPr>
+          <w:cantSplit/>
+        </w:trPr>
+        <w:tc>
+          <w:tcPr>
+            <w:tcW w:w="5233" w:type="dxa"/>
+            <w:tcBorders>
+              <w:top w:val="none" w:sz="0" w:space="0" w:color="auto"/>
+              <w:left w:val="none" w:sz="0" w:space="0" w:color="auto"/>
+              <w:bottom w:val="none" w:sz="0" w:space="0" w:color="auto"/>
+              <w:right w:val="none" w:sz="0" w:space="0" w:color="auto"/>
+            </w:tcBorders>
+          </w:tcPr>
+          <w:p>
+            <w:pPr>
+              <w:spacing w:before="0" w:after="0"/>
+            </w:pPr>
+            <w:r>
+              <w:rPr>
+                <w:rFonts w:ascii="Times New Roman" w:hAnsi="Times New Roman" w:cs="Times New Roman"/>
+                <w:szCs w:val="24"/>
+              </w:rPr>
+              <w:t xml:space="preserve">Signature over Printed Name of Applicant</w:t>
+            </w:r>
+          </w:p>
+        </w:tc>
+        <w:tc>
+          <w:tcPr>
+            <w:tcW w:w="5233" w:type="dxa"/>
+            <w:tcBorders>
+              <w:top w:val="none" w:sz="0" w:space="0" w:color="auto"/>
+              <w:left w:val="none" w:sz="0" w:space="0" w:color="auto"/>
+              <w:bottom w:val="none" w:sz="0" w:space="0" w:color="auto"/>
+              <w:right w:val="none" w:sz="0" w:space="0" w:color="auto"/>
+            </w:tcBorders>
+          </w:tcPr>
+          <w:p>
+            <w:pPr>
+              <w:spacing w:before="0" w:after="0"/>
+            </w:pPr>
+            <w:r>
+              <w:rPr>
+                <w:rFonts w:ascii="Times New Roman" w:hAnsi="Times New Roman" w:cs="Times New Roman"/>
+                <w:szCs w:val="24"/>
+              </w:rPr>
+              <w:t xml:space="preserve">Signature over Printed Name of SK Official</w:t>
+            </w:r>
+          </w:p>
+        </w:tc>
+      </w:tr>
+      <w:tr>
+        <w:trPr>
+          <w:cantSplit/>
+        </w:trPr>
+        <w:tc>
+          <w:tcPr>
+            <w:tcW w:w="5233" w:type="dxa"/>
+            <w:tcBorders>
+              <w:top w:val="none" w:sz="0" w:space="0" w:color="auto"/>
+              <w:left w:val="none" w:sz="0" w:space="0" w:color="auto"/>
+              <w:bottom w:val="none" w:sz="0" w:space="0" w:color="auto"/>
+              <w:right w:val="none" w:sz="0" w:space="0" w:color="auto"/>
+            </w:tcBorders>
+          </w:tcPr>
+          <w:p>
+            <w:pPr>
+              <w:spacing w:before="120" w:after="0"/>
+            </w:pPr>
+            <w:r>
+              <w:rPr>
+                <w:rFonts w:ascii="Times New Roman" w:hAnsi="Times New Roman" w:cs="Times New Roman"/>
+                <w:szCs w:val="24"/>
+              </w:rPr>
+              <w:t xml:space="preserve">Date of Submission: </w:t>
+            </w:r>
+            <w:r>
+              <w:rPr>
+                <w:rFonts w:ascii="SimSun" w:hAnsi="SimSun" w:eastAsia="SimSun" w:cs="SimSun"/>
+                <w:sz w:val="24"/>
+                <w:szCs w:val="24"/>
+              </w:rPr>
+              <w:t>{submissionDate}</w:t>
+            </w:r>
+          </w:p>
+        </w:tc>
+        <w:tc>
+          <w:tcPr>
+            <w:tcW w:w="5233" w:type="dxa"/>
+            <w:tcBorders>
+              <w:top w:val="none" w:sz="0" w:space="0" w:color="auto"/>
+              <w:left w:val="none" w:sz="0" w:space="0" w:color="auto"/>
+              <w:bottom w:val="none" w:sz="0" w:space="0" w:color="auto"/>
+              <w:right w:val="none" w:sz="0" w:space="0" w:color="auto"/>
+            </w:tcBorders>
+          </w:tcPr>
+          <w:p>
+            <w:pPr>
+              <w:spacing w:before="120" w:after="0"/>
+            </w:pPr>
+            <w:r>
+              <w:rPr>
+                <w:rFonts w:ascii="Times New Roman" w:hAnsi="Times New Roman" w:cs="Times New Roman"/>
+                <w:szCs w:val="24"/>
+              </w:rPr>
+              <w:t xml:space="preserve">Date: </w:t>
+            </w:r>
+            <w:r>
+              <w:rPr>
+                <w:rFonts w:ascii="Times New Roman" w:hAnsi="Times New Roman" w:cs="Times New Roman"/>
+                <w:sz w:val="24"/>
+                <w:szCs w:val="24"/>
+              </w:rPr>
+              <w:t xml:space="preserve">____________________</w:t>
+            </w:r>
+          </w:p>
+        </w:tc>
+      </w:tr>
+    </w:tbl>
     <w:p>
       <w:pPr>
-        <w:spacing w:after="0"/>
+        <w:spacing w:before="0" w:after="0" w:line="20" w:lineRule="exact"/>
         <w:rPr>
-          <w:rFonts w:ascii="Times New Roman" w:hAnsi="Times New Roman" w:cs="Times New Roman"/>
-          <w:sz w:val="24"/>
-          <w:szCs w:val="24"/>
+          <w:sz w:val="2"/>
+          <w:szCs w:val="2"/>
         </w:rPr>
       </w:pPr>
-      <w:r>
-        <w:rPr>
-          <w:rFonts w:ascii="Times New Roman" w:hAnsi="Times New Roman" w:cs="Times New Roman"/>
-          <w:sz w:val="24"/>
-          <w:szCs w:val="24"/>
-        </w:rPr>
-        <w:tab/>
-      </w:r>
-      <w:r>
-        <w:rPr>
-          <w:rFonts w:ascii="Times New Roman" w:hAnsi="Times New Roman" w:cs="Times New Roman"/>
-          <w:sz w:val="24"/>
-          <w:szCs w:val="24"/>
-        </w:rPr>
-        <w:tab/>
-      </w:r>
-      <w:r>
-        <w:rPr>
-          <w:rFonts w:ascii="Times New Roman" w:hAnsi="Times New Roman" w:cs="Times New Roman"/>
-          <w:sz w:val="24"/>
-          <w:szCs w:val="24"/>
-        </w:rPr>
-        <w:tab/>
-      </w:r>
-      <w:r>
-        <w:rPr>
-          <w:rFonts w:ascii="Times New Roman" w:hAnsi="Times New Roman" w:cs="Times New Roman"/>
-          <w:sz w:val="24"/>
-          <w:szCs w:val="24"/>
-        </w:rPr>
-        <w:tab/>
-      </w:r>
-      <w:r>
-        <w:rPr>
-          <w:rFonts w:ascii="Times New Roman" w:hAnsi="Times New Roman" w:cs="Times New Roman"/>
-          <w:sz w:val="24"/>
-          <w:szCs w:val="24"/>
-        </w:rPr>
-        <w:tab/>
-      </w:r>
-      <w:r>
-        <w:rPr>
-          <w:rFonts w:ascii="Times New Roman" w:hAnsi="Times New Roman" w:cs="Times New Roman"/>
-          <w:sz w:val="24"/>
-          <w:szCs w:val="24"/>
-        </w:rPr>
-        <w:tab/>
-      </w:r>
-      <w:r>
-        <w:rPr>
-          <w:rFonts w:ascii="Times New Roman" w:hAnsi="Times New Roman" w:cs="Times New Roman"/>
-          <w:sz w:val="24"/>
-          <w:szCs w:val="24"/>
-        </w:rPr>
-        <w:tab/>
-      </w:r>
-      <w:r>
-        <w:rPr>
-          <w:rFonts w:ascii="Times New Roman" w:hAnsi="Times New Roman" w:cs="Times New Roman"/>
-          <w:sz w:val="24"/>
-          <w:szCs w:val="24"/>
-        </w:rPr>
-        <w:tab/>
-      </w:r>
-      <w:r>
-        <w:rPr>
-          <w:rFonts w:ascii="Times New Roman" w:hAnsi="Times New Roman" w:cs="Times New Roman"/>
-          <w:sz w:val="24"/>
-          <w:szCs w:val="24"/>
-        </w:rPr>
-        <w:tab/>
-      </w:r>
-      <w:r>
-        <w:rPr>
-          <w:rFonts w:ascii="Times New Roman" w:hAnsi="Times New Roman" w:cs="Times New Roman"/>
-          <w:sz w:val="24"/>
-          <w:szCs w:val="24"/>
-        </w:rPr>
-        <w:t>Verified by:</w:t>
-      </w:r>
-    </w:p>
-    <w:p>
-      <w:pPr>
-        <w:spacing w:after="0"/>
-        <w:rPr>
-          <w:rFonts w:ascii="Times New Roman" w:hAnsi="Times New Roman" w:cs="Times New Roman"/>
-          <w:sz w:val="24"/>
-          <w:szCs w:val="24"/>
-        </w:rPr>
-      </w:pPr>
-    </w:p>
-    <w:p>
-      <w:pPr>
-        <w:spacing w:after="0"/>
-        <w:rPr>
-          <w:rFonts w:ascii="Times New Roman" w:hAnsi="Times New Roman" w:cs="Times New Roman"/>
-          <w:sz w:val="24"/>
-          <w:szCs w:val="24"/>
-        </w:rPr>
-      </w:pPr>
-      <w:r>
-        <w:rPr>
-          <w:rFonts w:ascii="Times New Roman" w:hAnsi="Times New Roman" w:cs="Times New Roman"/>
-          <w:sz w:val="24"/>
-          <w:szCs w:val="24"/>
-        </w:rPr>
-        <w:t>_________________________________</w:t>
-      </w:r>
-      <w:r>
-        <w:rPr>
-          <w:rFonts w:ascii="Times New Roman" w:hAnsi="Times New Roman" w:cs="Times New Roman"/>
-          <w:sz w:val="24"/>
-          <w:szCs w:val="24"/>
-        </w:rPr>
-        <w:tab/>
-      </w:r>
-      <w:r>
-        <w:rPr>
-          <w:rFonts w:ascii="Times New Roman" w:hAnsi="Times New Roman" w:cs="Times New Roman"/>
-          <w:sz w:val="24"/>
-          <w:szCs w:val="24"/>
-        </w:rPr>
-        <w:tab/>
-      </w:r>
-      <w:r>
-        <w:rPr>
-          <w:rFonts w:ascii="Times New Roman" w:hAnsi="Times New Roman" w:cs="Times New Roman"/>
-          <w:sz w:val="24"/>
-          <w:szCs w:val="24"/>
-        </w:rPr>
-        <w:tab/>
-      </w:r>
-      <w:r>
-        <w:rPr>
-          <w:rFonts w:ascii="Times New Roman" w:hAnsi="Times New Roman" w:cs="Times New Roman"/>
-          <w:sz w:val="24"/>
-          <w:szCs w:val="24"/>
-        </w:rPr>
-        <w:tab/>
-      </w:r>
-      <w:r>
-        <w:rPr>
-          <w:rFonts w:ascii="Times New Roman" w:hAnsi="Times New Roman" w:cs="Times New Roman"/>
-          <w:sz w:val="24"/>
-          <w:szCs w:val="24"/>
-        </w:rPr>
-        <w:t>_________________________________</w:t>
-      </w:r>
-    </w:p>
-    <w:p>
-      <w:pPr>
-        <w:spacing w:after="0"/>
-        <w:rPr>
-          <w:rFonts w:ascii="Times New Roman" w:hAnsi="Times New Roman" w:cs="Times New Roman"/>
-          <w:szCs w:val="24"/>
-        </w:rPr>
-      </w:pPr>
-      <w:r>
-        <w:rPr>
-          <w:rFonts w:ascii="Times New Roman" w:hAnsi="Times New Roman" w:cs="Times New Roman"/>
-          <w:szCs w:val="24"/>
-        </w:rPr>
-        <w:t xml:space="preserve"> Signature over Printed Name of Applicant</w:t>
-      </w:r>
-      <w:r>
-        <w:rPr>
-          <w:rFonts w:ascii="Times New Roman" w:hAnsi="Times New Roman" w:cs="Times New Roman"/>
-          <w:szCs w:val="24"/>
-        </w:rPr>
-        <w:tab/>
-      </w:r>
-      <w:r>
-        <w:rPr>
-          <w:rFonts w:ascii="Times New Roman" w:hAnsi="Times New Roman" w:cs="Times New Roman"/>
-          <w:szCs w:val="24"/>
-        </w:rPr>
-        <w:tab/>
-      </w:r>
-      <w:r>
-        <w:rPr>
-          <w:rFonts w:ascii="Times New Roman" w:hAnsi="Times New Roman" w:cs="Times New Roman"/>
-          <w:szCs w:val="24"/>
-        </w:rPr>
-        <w:tab/>
-      </w:r>
-      <w:r>
-        <w:rPr>
-          <w:rFonts w:ascii="Times New Roman" w:hAnsi="Times New Roman" w:cs="Times New Roman"/>
-          <w:szCs w:val="24"/>
-        </w:rPr>
-        <w:tab/>
-      </w:r>
-      <w:r>
-        <w:rPr>
-          <w:rFonts w:ascii="Times New Roman" w:hAnsi="Times New Roman" w:cs="Times New Roman"/>
-          <w:szCs w:val="24"/>
-        </w:rPr>
-        <w:t xml:space="preserve"> Signature over Printed Name of SK Official</w:t>
-      </w:r>
-    </w:p>
-    <w:p>
-      <w:pPr>
-        <w:spacing w:before="120" w:after="0"/>
-        <w:rPr>
-          <w:rFonts w:ascii="Times New Roman" w:hAnsi="Times New Roman" w:cs="Times New Roman"/>
-          <w:sz w:val="24"/>
-          <w:szCs w:val="24"/>
-        </w:rPr>
-      </w:pPr>
-      <w:r>
-        <w:rPr>
-          <w:rFonts w:ascii="Times New Roman" w:hAnsi="Times New Roman" w:cs="Times New Roman"/>
-          <w:szCs w:val="24"/>
-        </w:rPr>
-        <w:t xml:space="preserve"> Date of Submission: </w:t>
-      </w:r>
-      <w:r>
-        <w:rPr>
-          <w:rFonts w:ascii="SimSun" w:hAnsi="SimSun" w:eastAsia="SimSun" w:cs="SimSun"/>
-          <w:sz w:val="24"/>
-          <w:szCs w:val="24"/>
-        </w:rPr>
-        <w:t>{submissionDate}</w:t>
-      </w:r>
-      <w:r>
-        <w:rPr>
-          <w:rFonts w:ascii="Times New Roman" w:hAnsi="Times New Roman" w:cs="Times New Roman"/>
-          <w:sz w:val="24"/>
-          <w:szCs w:val="24"/>
-        </w:rPr>
-        <w:tab/>
-      </w:r>
-      <w:r>
-        <w:rPr>
-          <w:rFonts w:ascii="Times New Roman" w:hAnsi="Times New Roman" w:cs="Times New Roman"/>
-          <w:sz w:val="24"/>
-          <w:szCs w:val="24"/>
-        </w:rPr>
-        <w:tab/>
-      </w:r>
-      <w:r>
-        <w:rPr>
-          <w:rFonts w:ascii="Times New Roman" w:hAnsi="Times New Roman" w:cs="Times New Roman"/>
-          <w:sz w:val="24"/>
-          <w:szCs w:val="24"/>
-        </w:rPr>
-        <w:tab/>
-      </w:r>
-      <w:r>
-        <w:rPr>
-          <w:rFonts w:ascii="Times New Roman" w:hAnsi="Times New Roman" w:cs="Times New Roman"/>
-          <w:sz w:val="24"/>
-          <w:szCs w:val="24"/>
-        </w:rPr>
-        <w:tab/>
-      </w:r>
-      <w:r>
-        <w:rPr>
-          <w:rFonts w:ascii="Times New Roman" w:hAnsi="Times New Roman" w:cs="Times New Roman"/>
-          <w:sz w:val="24"/>
-          <w:szCs w:val="24"/>
-        </w:rPr>
-        <w:t xml:space="preserve">  </w:t>
-      </w:r>
-      <w:r>
-        <w:rPr>
-          <w:rFonts w:ascii="Times New Roman" w:hAnsi="Times New Roman" w:cs="Times New Roman"/>
-          <w:szCs w:val="24"/>
-        </w:rPr>
-        <w:t>Date:</w:t>
-      </w:r>
-      <w:r>
-        <w:rPr>
-          <w:rFonts w:ascii="Times New Roman" w:hAnsi="Times New Roman" w:cs="Times New Roman"/>
-          <w:sz w:val="24"/>
-          <w:szCs w:val="24"/>
-        </w:rPr>
-        <w:t xml:space="preserve"> ____________________</w:t>
-      </w:r>
     </w:p>
     <w:sectPr>
       <w:headerReference r:id="rId7" w:type="first"/>
